--- a/content/rag/rag-foundations/rag-foundations.docx
+++ b/content/rag/rag-foundations/rag-foundations.docx
@@ -1295,45 +1295,39 @@
           <w:rFonts w:ascii="Consolas" w:hAnsi="Consolas"/>
           <w:sz w:val="16"/>
         </w:rPr>
-        <w:t>&lt;svg xmlns="http://www.w3.org/2000/svg" width="760" height="360" viewBox="0 0 760 360" font-family="Inter, Arial, sans-serif"&gt;</w:t>
-        <w:br/>
-        <w:t>&lt;rect width="760" height="360" fill="#f8fafc"/&gt;</w:t>
-        <w:br/>
-        <w:t>&lt;text x="380" y="34" text-anchor="middle" font-size="20" font-weight="700" fill="#0f172a"&gt;Agent Architecture - Document Ingestion and Chunking&lt;/text&gt;</w:t>
-        <w:br/>
-        <w:t>&lt;rect x="290" y="162" width="180" height="56" rx="12" fill="#0f172a"/&gt;</w:t>
-        <w:br/>
-        <w:t>&lt;text x="380" y="195" text-anchor="middle" font-size="14" font-weight="700" fill="#ffffff"&gt;RAG&lt;/text&gt;</w:t>
-        <w:br/>
-        <w:t>&lt;line x1="380" y1="190" x2="380" y2="70" stroke="#94a3b8" stroke-width="2"/&gt;</w:t>
-        <w:br/>
-        <w:t>&lt;rect x="308" y="48" width="144" height="44" rx="10" fill="#ffffff" stroke="#2563eb" stroke-width="2"/&gt;</w:t>
-        <w:br/>
-        <w:t>&lt;text x="380" y="74" text-anchor="middle" font-size="11" fill="#0f172a"&gt;Why RAG: Grounding …&lt;/text&gt;</w:t>
-        <w:br/>
-        <w:t>&lt;line x1="380" y1="190" x2="617" y2="153" stroke="#94a3b8" stroke-width="2"/&gt;</w:t>
-        <w:br/>
-        <w:t>&lt;rect x="545" y="131" width="144" height="44" rx="10" fill="#ffffff" stroke="#7c3aed" stroke-width="2"/&gt;</w:t>
-        <w:br/>
-        <w:t>&lt;text x="617" y="157" text-anchor="middle" font-size="11" fill="#0f172a"&gt;Document Ingestion …&lt;/text&gt;</w:t>
-        <w:br/>
-        <w:t>&lt;line x1="380" y1="190" x2="526" y2="287" stroke="#94a3b8" stroke-width="2"/&gt;</w:t>
-        <w:br/>
-        <w:t>&lt;rect x="454" y="265" width="144" height="44" rx="10" fill="#ffffff" stroke="#0891b2" stroke-width="2"/&gt;</w:t>
-        <w:br/>
-        <w:t>&lt;text x="526" y="291" text-anchor="middle" font-size="11" fill="#0f172a"&gt;Embedding and Index…&lt;/text&gt;</w:t>
-        <w:br/>
-        <w:t>&lt;line x1="380" y1="190" x2="234" y2="287" stroke="#94a3b8" stroke-width="2"/&gt;</w:t>
-        <w:br/>
-        <w:t>&lt;rect x="162" y="265" width="144" height="44" rx="10" fill="#ffffff" stroke="#059669" stroke-width="2"/&gt;</w:t>
-        <w:br/>
-        <w:t>&lt;text x="234" y="291" text-anchor="middle" font-size="11" fill="#0f172a"&gt;Retrieval and Query…&lt;/text&gt;</w:t>
-        <w:br/>
-        <w:t>&lt;line x1="380" y1="190" x2="143" y2="153" stroke="#94a3b8" stroke-width="2"/&gt;</w:t>
-        <w:br/>
-        <w:t>&lt;rect x="71" y="131" width="144" height="44" rx="10" fill="#ffffff" stroke="#d97706" stroke-width="2"/&gt;</w:t>
-        <w:br/>
-        <w:t>&lt;text x="143" y="157" text-anchor="middle" font-size="11" fill="#0f172a"&gt;Re-ranking and Cont…&lt;/text&gt;</w:t>
+        <w:t>&lt;svg xmlns="http://www.w3.org/2000/svg" width="760" height="380" viewBox="0 0 760 380" font-family="Inter, Segoe UI, Arial, sans-serif"&gt;</w:t>
+        <w:br/>
+        <w:t>&lt;defs&gt;&lt;marker id="arrow" markerWidth="10" markerHeight="10" refX="8" refY="3" orient="auto" markerUnits="strokeWidth"&gt;&lt;path d="M0,0 L8,3 L0,6 z" fill="#94a3b8"/&gt;&lt;/marker&gt;&lt;marker id="arrowA" markerWidth="10" markerHeight="10" refX="8" refY="3" orient="auto" markerUnits="strokeWidth"&gt;&lt;path d="M0,0 L8,3 L0,6 z" fill="#4338ca"/&gt;&lt;/marker&gt;&lt;/defs&gt;</w:t>
+        <w:br/>
+        <w:t>&lt;rect width="760" height="380" rx="12" fill="#f8fafc"/&gt;</w:t>
+        <w:br/>
+        <w:t>&lt;text x="380" y="30" text-anchor="middle" font-size="17" font-weight="700" fill="#0f172a"&gt;Agent Architecture - Document Ingestion and Chunking&lt;/text&gt;</w:t>
+        <w:br/>
+        <w:t>&lt;rect x="40.0" y="166.0" width="104" height="60" rx="10" fill="#ffffff" stroke="#4338ca" stroke-width="2"/&gt;&lt;text x="92.0" y="200.08" text-anchor="middle" font-size="12" font-weight="600" fill="#0f172a"&gt;Goal&lt;/text&gt;</w:t>
+        <w:br/>
+        <w:t>&lt;rect x="155.2" y="166.0" width="104" height="60" rx="10" fill="#ffffff" stroke="#7c3aed" stroke-width="2"/&gt;&lt;text x="207.2" y="200.08" text-anchor="middle" font-size="12" font-weight="600" fill="#0f172a"&gt;Plan&lt;/text&gt;</w:t>
+        <w:br/>
+        <w:t>&lt;line x1="144.0" y1="196.0" x2="155.2" y2="196.0" stroke="#4338ca" stroke-width="2" marker-end="url(#arrowA)"/&gt;</w:t>
+        <w:br/>
+        <w:t>&lt;rect x="270.4" y="166.0" width="104" height="60" rx="10" fill="#ffffff" stroke="#0891b2" stroke-width="2"/&gt;&lt;text x="322.4" y="200.08" text-anchor="middle" font-size="12" font-weight="600" fill="#0f172a"&gt;Tool Call&lt;/text&gt;</w:t>
+        <w:br/>
+        <w:t>&lt;line x1="259.2" y1="196.0" x2="270.4" y2="196.0" stroke="#4338ca" stroke-width="2" marker-end="url(#arrowA)"/&gt;</w:t>
+        <w:br/>
+        <w:t>&lt;rect x="385.6" y="166.0" width="104" height="60" rx="10" fill="#ffffff" stroke="#059669" stroke-width="2"/&gt;&lt;text x="437.6" y="200.08" text-anchor="middle" font-size="12" font-weight="600" fill="#0f172a"&gt;Observe&lt;/text&gt;</w:t>
+        <w:br/>
+        <w:t>&lt;line x1="374.4" y1="196.0" x2="385.6" y2="196.0" stroke="#4338ca" stroke-width="2" marker-end="url(#arrowA)"/&gt;</w:t>
+        <w:br/>
+        <w:t>&lt;rect x="500.8" y="166.0" width="104" height="60" rx="10" fill="#ffffff" stroke="#d97706" stroke-width="2"/&gt;&lt;text x="552.8" y="200.08" text-anchor="middle" font-size="12" font-weight="600" fill="#0f172a"&gt;Reflect&lt;/text&gt;</w:t>
+        <w:br/>
+        <w:t>&lt;line x1="489.6" y1="196.0" x2="500.8" y2="196.0" stroke="#4338ca" stroke-width="2" marker-end="url(#arrowA)"/&gt;</w:t>
+        <w:br/>
+        <w:t>&lt;rect x="616.0" y="166.0" width="104" height="60" rx="10" fill="#ffffff" stroke="#dc2626" stroke-width="2"/&gt;&lt;text x="668.0" y="200.08" text-anchor="middle" font-size="12" font-weight="600" fill="#0f172a"&gt;Act&lt;/text&gt;</w:t>
+        <w:br/>
+        <w:t>&lt;line x1="604.8" y1="196.0" x2="616.0" y2="196.0" stroke="#4338ca" stroke-width="2" marker-end="url(#arrowA)"/&gt;</w:t>
+        <w:br/>
+        <w:t>&lt;path d="M668.0,226.0 q0,46 -288.0,46 q-288.0,0 -288.0,-46" fill="none" stroke="#cbd5e1" stroke-width="1.6" stroke-dasharray="5 4" marker-end="url(#arrow)"/&gt;</w:t>
+        <w:br/>
+        <w:t>&lt;text x="380.0" y="288.0" text-anchor="middle" font-size="9.5" fill="#94a3b8"&gt;feedback / monitoring loop&lt;/text&gt;</w:t>
         <w:br/>
         <w:t>&lt;/svg&gt;</w:t>
       </w:r>
@@ -6301,45 +6295,51 @@
           <w:rFonts w:ascii="Consolas" w:hAnsi="Consolas"/>
           <w:sz w:val="16"/>
         </w:rPr>
-        <w:t>&lt;svg xmlns="http://www.w3.org/2000/svg" width="760" height="360" viewBox="0 0 760 360" font-family="Inter, Arial, sans-serif"&gt;</w:t>
-        <w:br/>
-        <w:t>&lt;rect width="760" height="360" fill="#f8fafc"/&gt;</w:t>
-        <w:br/>
-        <w:t>&lt;text x="380" y="34" text-anchor="middle" font-size="20" font-weight="700" fill="#0f172a"&gt;Security Architecture - Evaluation of RAG Systems&lt;/text&gt;</w:t>
-        <w:br/>
-        <w:t>&lt;rect x="290" y="162" width="180" height="56" rx="12" fill="#0f172a"/&gt;</w:t>
-        <w:br/>
-        <w:t>&lt;text x="380" y="195" text-anchor="middle" font-size="14" font-weight="700" fill="#ffffff"&gt;RAG&lt;/text&gt;</w:t>
-        <w:br/>
-        <w:t>&lt;line x1="380" y1="190" x2="380" y2="70" stroke="#94a3b8" stroke-width="2"/&gt;</w:t>
-        <w:br/>
-        <w:t>&lt;rect x="308" y="48" width="144" height="44" rx="10" fill="#ffffff" stroke="#2563eb" stroke-width="2"/&gt;</w:t>
-        <w:br/>
-        <w:t>&lt;text x="380" y="74" text-anchor="middle" font-size="11" fill="#0f172a"&gt;Why RAG: Grounding …&lt;/text&gt;</w:t>
-        <w:br/>
-        <w:t>&lt;line x1="380" y1="190" x2="617" y2="153" stroke="#94a3b8" stroke-width="2"/&gt;</w:t>
-        <w:br/>
-        <w:t>&lt;rect x="545" y="131" width="144" height="44" rx="10" fill="#ffffff" stroke="#7c3aed" stroke-width="2"/&gt;</w:t>
-        <w:br/>
-        <w:t>&lt;text x="617" y="157" text-anchor="middle" font-size="11" fill="#0f172a"&gt;Document Ingestion …&lt;/text&gt;</w:t>
-        <w:br/>
-        <w:t>&lt;line x1="380" y1="190" x2="526" y2="287" stroke="#94a3b8" stroke-width="2"/&gt;</w:t>
-        <w:br/>
-        <w:t>&lt;rect x="454" y="265" width="144" height="44" rx="10" fill="#ffffff" stroke="#0891b2" stroke-width="2"/&gt;</w:t>
-        <w:br/>
-        <w:t>&lt;text x="526" y="291" text-anchor="middle" font-size="11" fill="#0f172a"&gt;Embedding and Index…&lt;/text&gt;</w:t>
-        <w:br/>
-        <w:t>&lt;line x1="380" y1="190" x2="234" y2="287" stroke="#94a3b8" stroke-width="2"/&gt;</w:t>
-        <w:br/>
-        <w:t>&lt;rect x="162" y="265" width="144" height="44" rx="10" fill="#ffffff" stroke="#059669" stroke-width="2"/&gt;</w:t>
-        <w:br/>
-        <w:t>&lt;text x="234" y="291" text-anchor="middle" font-size="11" fill="#0f172a"&gt;Retrieval and Query…&lt;/text&gt;</w:t>
-        <w:br/>
-        <w:t>&lt;line x1="380" y1="190" x2="143" y2="153" stroke="#94a3b8" stroke-width="2"/&gt;</w:t>
-        <w:br/>
-        <w:t>&lt;rect x="71" y="131" width="144" height="44" rx="10" fill="#ffffff" stroke="#d97706" stroke-width="2"/&gt;</w:t>
-        <w:br/>
-        <w:t>&lt;text x="143" y="157" text-anchor="middle" font-size="11" fill="#0f172a"&gt;Re-ranking and Cont…&lt;/text&gt;</w:t>
+        <w:t>&lt;svg xmlns="http://www.w3.org/2000/svg" width="760" height="380" viewBox="0 0 760 380" font-family="Inter, Segoe UI, Arial, sans-serif"&gt;</w:t>
+        <w:br/>
+        <w:t>&lt;defs&gt;&lt;marker id="arrow" markerWidth="10" markerHeight="10" refX="8" refY="3" orient="auto" markerUnits="strokeWidth"&gt;&lt;path d="M0,0 L8,3 L0,6 z" fill="#94a3b8"/&gt;&lt;/marker&gt;&lt;marker id="arrowA" markerWidth="10" markerHeight="10" refX="8" refY="3" orient="auto" markerUnits="strokeWidth"&gt;&lt;path d="M0,0 L8,3 L0,6 z" fill="#4338ca"/&gt;&lt;/marker&gt;&lt;/defs&gt;</w:t>
+        <w:br/>
+        <w:t>&lt;rect width="760" height="380" rx="12" fill="#f8fafc"/&gt;</w:t>
+        <w:br/>
+        <w:t>&lt;text x="380" y="30" text-anchor="middle" font-size="17" font-weight="700" fill="#0f172a"&gt;Security Architecture - Evaluation of RAG Systems&lt;/text&gt;</w:t>
+        <w:br/>
+        <w:t>&lt;rect x="30" y="48" width="700" height="96" rx="12" fill="#eef2ff" stroke="#e2e8f0"/&gt;</w:t>
+        <w:br/>
+        <w:t>&lt;text x="44" y="66" font-size="11" font-weight="700" fill="#475569"&gt;Consumers&lt;/text&gt;</w:t>
+        <w:br/>
+        <w:t>&lt;rect x="44" y="78" width="150" height="48" rx="10" fill="#ffffff" stroke="#4338ca" stroke-width="2"/&gt;&lt;text x="119.0" y="105.74" text-anchor="middle" font-size="11" font-weight="600" fill="#0f172a"&gt;Users / Apps&lt;/text&gt;</w:t>
+        <w:br/>
+        <w:t>&lt;rect x="208" y="78" width="150" height="48" rx="10" fill="#ffffff" stroke="#7c3aed" stroke-width="2"/&gt;&lt;text x="283.0" y="105.74" text-anchor="middle" font-size="11" font-weight="600" fill="#0f172a"&gt;API Clients&lt;/text&gt;</w:t>
+        <w:br/>
+        <w:t>&lt;rect x="30" y="166" width="700" height="96" rx="12" fill="#f5f3ff" stroke="#e2e8f0"/&gt;</w:t>
+        <w:br/>
+        <w:t>&lt;text x="44" y="184" font-size="11" font-weight="700" fill="#475569"&gt;RAG Platform&lt;/text&gt;</w:t>
+        <w:br/>
+        <w:t>&lt;rect x="44.0" y="196" width="122.8" height="48" rx="10" fill="#ffffff" stroke="#7c3aed" stroke-width="2"/&gt;&lt;text x="105.4" y="223.74" text-anchor="middle" font-size="11" font-weight="600" fill="#0f172a"&gt;Gateway&lt;/text&gt;</w:t>
+        <w:br/>
+        <w:t>&lt;rect x="180.8" y="196" width="122.8" height="48" rx="10" fill="#ffffff" stroke="#0891b2" stroke-width="2"/&gt;&lt;text x="242.20000000000002" y="223.74" text-anchor="middle" font-size="11" font-weight="600" fill="#0f172a"&gt;Why RAG: Grounding…&lt;/text&gt;</w:t>
+        <w:br/>
+        <w:t>&lt;rect x="317.6" y="196" width="122.8" height="48" rx="10" fill="#ffffff" stroke="#059669" stroke-width="2"/&gt;&lt;text x="379.0" y="223.74" text-anchor="middle" font-size="11" font-weight="600" fill="#0f172a"&gt;Document Ingestion…&lt;/text&gt;</w:t>
+        <w:br/>
+        <w:t>&lt;rect x="454.40000000000003" y="196" width="122.8" height="48" rx="10" fill="#ffffff" stroke="#d97706" stroke-width="2"/&gt;&lt;text x="515.8000000000001" y="223.74" text-anchor="middle" font-size="11" font-weight="600" fill="#0f172a"&gt;Embedding and Inde…&lt;/text&gt;</w:t>
+        <w:br/>
+        <w:t>&lt;rect x="591.2" y="196" width="122.8" height="48" rx="10" fill="#ffffff" stroke="#dc2626" stroke-width="2"/&gt;&lt;text x="652.6" y="223.74" text-anchor="middle" font-size="11" font-weight="600" fill="#0f172a"&gt;Retrieval and Quer…&lt;/text&gt;</w:t>
+        <w:br/>
+        <w:t>&lt;rect x="30" y="284" width="700" height="96" rx="12" fill="#ecfeff" stroke="#e2e8f0"/&gt;</w:t>
+        <w:br/>
+        <w:t>&lt;text x="44" y="302" font-size="11" font-weight="700" fill="#475569"&gt;Data &amp;amp; Operations&lt;/text&gt;</w:t>
+        <w:br/>
+        <w:t>&lt;rect x="44" y="314" width="150" height="48" rx="10" fill="#ffffff" stroke="#0891b2" stroke-width="2"/&gt;&lt;text x="119.0" y="341.74" text-anchor="middle" font-size="11" font-weight="600" fill="#0f172a"&gt;Primary Store&lt;/text&gt;</w:t>
+        <w:br/>
+        <w:t>&lt;rect x="208" y="314" width="150" height="48" rx="10" fill="#ffffff" stroke="#059669" stroke-width="2"/&gt;&lt;text x="283.0" y="341.74" text-anchor="middle" font-size="11" font-weight="600" fill="#0f172a"&gt;Vector Index&lt;/text&gt;</w:t>
+        <w:br/>
+        <w:t>&lt;rect x="372" y="314" width="150" height="48" rx="10" fill="#ffffff" stroke="#d97706" stroke-width="2"/&gt;&lt;text x="447.0" y="341.74" text-anchor="middle" font-size="11" font-weight="600" fill="#0f172a"&gt;Observability&lt;/text&gt;</w:t>
+        <w:br/>
+        <w:t>&lt;rect x="536" y="314" width="150" height="48" rx="10" fill="#ffffff" stroke="#dc2626" stroke-width="2"/&gt;&lt;text x="611.0" y="341.74" text-anchor="middle" font-size="11" font-weight="600" fill="#0f172a"&gt;Security&lt;/text&gt;</w:t>
+        <w:br/>
+        <w:t>&lt;line x1="380.0" y1="126" x2="380.0" y2="196" stroke="#4338ca" stroke-width="2" marker-end="url(#arrowA)"/&gt;</w:t>
+        <w:br/>
+        <w:t>&lt;line x1="380.0" y1="244" x2="380.0" y2="314" stroke="#4338ca" stroke-width="2" marker-end="url(#arrowA)"/&gt;</w:t>
         <w:br/>
         <w:t>&lt;/svg&gt;</w:t>
       </w:r>
@@ -12201,45 +12201,41 @@
           <w:rFonts w:ascii="Consolas" w:hAnsi="Consolas"/>
           <w:sz w:val="16"/>
         </w:rPr>
-        <w:t>&lt;svg xmlns="http://www.w3.org/2000/svg" width="760" height="360" viewBox="0 0 760 360" font-family="Inter, Arial, sans-serif"&gt;</w:t>
-        <w:br/>
-        <w:t>&lt;rect width="760" height="360" fill="#f8fafc"/&gt;</w:t>
-        <w:br/>
-        <w:t>&lt;text x="380" y="34" text-anchor="middle" font-size="20" font-weight="700" fill="#0f172a"&gt;Operating Model - Putting It Together: A Reference Impl…&lt;/text&gt;</w:t>
-        <w:br/>
-        <w:t>&lt;rect x="290" y="162" width="180" height="56" rx="12" fill="#0f172a"/&gt;</w:t>
-        <w:br/>
-        <w:t>&lt;text x="380" y="195" text-anchor="middle" font-size="14" font-weight="700" fill="#ffffff"&gt;RAG&lt;/text&gt;</w:t>
-        <w:br/>
-        <w:t>&lt;line x1="380" y1="190" x2="380" y2="70" stroke="#94a3b8" stroke-width="2"/&gt;</w:t>
-        <w:br/>
-        <w:t>&lt;rect x="308" y="48" width="144" height="44" rx="10" fill="#ffffff" stroke="#2563eb" stroke-width="2"/&gt;</w:t>
-        <w:br/>
-        <w:t>&lt;text x="380" y="74" text-anchor="middle" font-size="11" fill="#0f172a"&gt;Why RAG: Grounding …&lt;/text&gt;</w:t>
-        <w:br/>
-        <w:t>&lt;line x1="380" y1="190" x2="617" y2="153" stroke="#94a3b8" stroke-width="2"/&gt;</w:t>
-        <w:br/>
-        <w:t>&lt;rect x="545" y="131" width="144" height="44" rx="10" fill="#ffffff" stroke="#7c3aed" stroke-width="2"/&gt;</w:t>
-        <w:br/>
-        <w:t>&lt;text x="617" y="157" text-anchor="middle" font-size="11" fill="#0f172a"&gt;Document Ingestion …&lt;/text&gt;</w:t>
-        <w:br/>
-        <w:t>&lt;line x1="380" y1="190" x2="526" y2="287" stroke="#94a3b8" stroke-width="2"/&gt;</w:t>
-        <w:br/>
-        <w:t>&lt;rect x="454" y="265" width="144" height="44" rx="10" fill="#ffffff" stroke="#0891b2" stroke-width="2"/&gt;</w:t>
-        <w:br/>
-        <w:t>&lt;text x="526" y="291" text-anchor="middle" font-size="11" fill="#0f172a"&gt;Embedding and Index…&lt;/text&gt;</w:t>
-        <w:br/>
-        <w:t>&lt;line x1="380" y1="190" x2="234" y2="287" stroke="#94a3b8" stroke-width="2"/&gt;</w:t>
-        <w:br/>
-        <w:t>&lt;rect x="162" y="265" width="144" height="44" rx="10" fill="#ffffff" stroke="#059669" stroke-width="2"/&gt;</w:t>
-        <w:br/>
-        <w:t>&lt;text x="234" y="291" text-anchor="middle" font-size="11" fill="#0f172a"&gt;Retrieval and Query…&lt;/text&gt;</w:t>
-        <w:br/>
-        <w:t>&lt;line x1="380" y1="190" x2="143" y2="153" stroke="#94a3b8" stroke-width="2"/&gt;</w:t>
-        <w:br/>
-        <w:t>&lt;rect x="71" y="131" width="144" height="44" rx="10" fill="#ffffff" stroke="#d97706" stroke-width="2"/&gt;</w:t>
-        <w:br/>
-        <w:t>&lt;text x="143" y="157" text-anchor="middle" font-size="11" fill="#0f172a"&gt;Re-ranking and Cont…&lt;/text&gt;</w:t>
+        <w:t>&lt;svg xmlns="http://www.w3.org/2000/svg" width="760" height="380" viewBox="0 0 760 380" font-family="Inter, Segoe UI, Arial, sans-serif"&gt;</w:t>
+        <w:br/>
+        <w:t>&lt;defs&gt;&lt;marker id="arrow" markerWidth="10" markerHeight="10" refX="8" refY="3" orient="auto" markerUnits="strokeWidth"&gt;&lt;path d="M0,0 L8,3 L0,6 z" fill="#94a3b8"/&gt;&lt;/marker&gt;&lt;marker id="arrowA" markerWidth="10" markerHeight="10" refX="8" refY="3" orient="auto" markerUnits="strokeWidth"&gt;&lt;path d="M0,0 L8,3 L0,6 z" fill="#4338ca"/&gt;&lt;/marker&gt;&lt;/defs&gt;</w:t>
+        <w:br/>
+        <w:t>&lt;rect width="760" height="380" rx="12" fill="#f8fafc"/&gt;</w:t>
+        <w:br/>
+        <w:t>&lt;text x="380" y="30" text-anchor="middle" font-size="17" font-weight="700" fill="#0f172a"&gt;Operating Model - Putting It Together: A Reference Implemen…&lt;/text&gt;</w:t>
+        <w:br/>
+        <w:t>&lt;circle cx="380.0" cy="198.0" r="46" fill="#0f172a"/&gt;</w:t>
+        <w:br/>
+        <w:t>&lt;text x="380.0" y="202.0" text-anchor="middle" font-size="12" font-weight="700" fill="#ffffff"&gt;RAG&lt;/text&gt;</w:t>
+        <w:br/>
+        <w:t>&lt;line x1="380.0" y1="152.0" x2="380.0" y2="92.0" stroke="#94a3b8" stroke-width="2" marker-end="url(#arrow)"/&gt;</w:t>
+        <w:br/>
+        <w:t>&lt;rect x="306.0" y="58.0" width="148" height="44" rx="10" fill="#ffffff" stroke="#4338ca" stroke-width="2"/&gt;&lt;text x="380.0" y="83.74" text-anchor="middle" font-size="11" font-weight="600" fill="#0f172a"&gt;Why RAG: Grounding and …&lt;/text&gt;</w:t>
+        <w:br/>
+        <w:t>&lt;line x1="419.83716857408416" y1="175.0" x2="575.7217412552832" y2="145.0" stroke="#94a3b8" stroke-width="2" marker-end="url(#arrow)"/&gt;</w:t>
+        <w:br/>
+        <w:t>&lt;rect x="522.5063509461097" y="117.0" width="148" height="44" rx="10" fill="#ffffff" stroke="#7c3aed" stroke-width="2"/&gt;&lt;text x="596.5063509461097" y="142.74" text-anchor="middle" font-size="11" font-weight="600" fill="#0f172a"&gt;Document Ingestion and …&lt;/text&gt;</w:t>
+        <w:br/>
+        <w:t>&lt;line x1="419.83716857408416" y1="221.0" x2="575.7217412552832" y2="251.0" stroke="#94a3b8" stroke-width="2" marker-end="url(#arrow)"/&gt;</w:t>
+        <w:br/>
+        <w:t>&lt;rect x="522.5063509461097" y="235.0" width="148" height="44" rx="10" fill="#ffffff" stroke="#0891b2" stroke-width="2"/&gt;&lt;text x="596.5063509461097" y="260.74" text-anchor="middle" font-size="11" font-weight="600" fill="#0f172a"&gt;Embedding and Indexing …&lt;/text&gt;</w:t>
+        <w:br/>
+        <w:t>&lt;line x1="380.0" y1="244.0" x2="380.0" y2="304.0" stroke="#94a3b8" stroke-width="2" marker-end="url(#arrow)"/&gt;</w:t>
+        <w:br/>
+        <w:t>&lt;rect x="306.0" y="294.0" width="148" height="44" rx="10" fill="#ffffff" stroke="#059669" stroke-width="2"/&gt;&lt;text x="380.0" y="319.74" text-anchor="middle" font-size="11" font-weight="600" fill="#0f172a"&gt;Retrieval and Query Tra…&lt;/text&gt;</w:t>
+        <w:br/>
+        <w:t>&lt;line x1="340.16283142591584" y1="221.0" x2="184.2782587447169" y2="251.00000000000006" stroke="#94a3b8" stroke-width="2" marker-end="url(#arrow)"/&gt;</w:t>
+        <w:br/>
+        <w:t>&lt;rect x="89.49364905389038" y="235.00000000000006" width="148" height="44" rx="10" fill="#ffffff" stroke="#d97706" stroke-width="2"/&gt;&lt;text x="163.49364905389038" y="260.74000000000007" text-anchor="middle" font-size="11" font-weight="600" fill="#0f172a"&gt;Re-ranking and Context …&lt;/text&gt;</w:t>
+        <w:br/>
+        <w:t>&lt;line x1="340.16283142591584" y1="175.0" x2="184.27825874471688" y2="145.0" stroke="#94a3b8" stroke-width="2" marker-end="url(#arrow)"/&gt;</w:t>
+        <w:br/>
+        <w:t>&lt;rect x="89.49364905389035" y="117.0" width="148" height="44" rx="10" fill="#ffffff" stroke="#dc2626" stroke-width="2"/&gt;&lt;text x="163.49364905389035" y="142.74" text-anchor="middle" font-size="11" font-weight="600" fill="#0f172a"&gt;Prompt Assembly and Cit…&lt;/text&gt;</w:t>
         <w:br/>
         <w:t>&lt;/svg&gt;</w:t>
       </w:r>
@@ -13044,45 +13040,41 @@
           <w:rFonts w:ascii="Consolas" w:hAnsi="Consolas"/>
           <w:sz w:val="16"/>
         </w:rPr>
-        <w:t>&lt;svg xmlns="http://www.w3.org/2000/svg" width="760" height="360" viewBox="0 0 760 360" font-family="Inter, Arial, sans-serif"&gt;</w:t>
-        <w:br/>
-        <w:t>&lt;rect width="760" height="360" fill="#f8fafc"/&gt;</w:t>
-        <w:br/>
-        <w:t>&lt;text x="380" y="34" text-anchor="middle" font-size="20" font-weight="700" fill="#0f172a"&gt;Capability Map - Hands-On Lab: Building an End-to-End R…&lt;/text&gt;</w:t>
-        <w:br/>
-        <w:t>&lt;rect x="290" y="162" width="180" height="56" rx="12" fill="#0f172a"/&gt;</w:t>
-        <w:br/>
-        <w:t>&lt;text x="380" y="195" text-anchor="middle" font-size="14" font-weight="700" fill="#ffffff"&gt;RAG&lt;/text&gt;</w:t>
-        <w:br/>
-        <w:t>&lt;line x1="380" y1="190" x2="380" y2="70" stroke="#94a3b8" stroke-width="2"/&gt;</w:t>
-        <w:br/>
-        <w:t>&lt;rect x="308" y="48" width="144" height="44" rx="10" fill="#ffffff" stroke="#2563eb" stroke-width="2"/&gt;</w:t>
-        <w:br/>
-        <w:t>&lt;text x="380" y="74" text-anchor="middle" font-size="11" fill="#0f172a"&gt;Why RAG: Grounding …&lt;/text&gt;</w:t>
-        <w:br/>
-        <w:t>&lt;line x1="380" y1="190" x2="617" y2="153" stroke="#94a3b8" stroke-width="2"/&gt;</w:t>
-        <w:br/>
-        <w:t>&lt;rect x="545" y="131" width="144" height="44" rx="10" fill="#ffffff" stroke="#7c3aed" stroke-width="2"/&gt;</w:t>
-        <w:br/>
-        <w:t>&lt;text x="617" y="157" text-anchor="middle" font-size="11" fill="#0f172a"&gt;Document Ingestion …&lt;/text&gt;</w:t>
-        <w:br/>
-        <w:t>&lt;line x1="380" y1="190" x2="526" y2="287" stroke="#94a3b8" stroke-width="2"/&gt;</w:t>
-        <w:br/>
-        <w:t>&lt;rect x="454" y="265" width="144" height="44" rx="10" fill="#ffffff" stroke="#0891b2" stroke-width="2"/&gt;</w:t>
-        <w:br/>
-        <w:t>&lt;text x="526" y="291" text-anchor="middle" font-size="11" fill="#0f172a"&gt;Embedding and Index…&lt;/text&gt;</w:t>
-        <w:br/>
-        <w:t>&lt;line x1="380" y1="190" x2="234" y2="287" stroke="#94a3b8" stroke-width="2"/&gt;</w:t>
-        <w:br/>
-        <w:t>&lt;rect x="162" y="265" width="144" height="44" rx="10" fill="#ffffff" stroke="#059669" stroke-width="2"/&gt;</w:t>
-        <w:br/>
-        <w:t>&lt;text x="234" y="291" text-anchor="middle" font-size="11" fill="#0f172a"&gt;Retrieval and Query…&lt;/text&gt;</w:t>
-        <w:br/>
-        <w:t>&lt;line x1="380" y1="190" x2="143" y2="153" stroke="#94a3b8" stroke-width="2"/&gt;</w:t>
-        <w:br/>
-        <w:t>&lt;rect x="71" y="131" width="144" height="44" rx="10" fill="#ffffff" stroke="#d97706" stroke-width="2"/&gt;</w:t>
-        <w:br/>
-        <w:t>&lt;text x="143" y="157" text-anchor="middle" font-size="11" fill="#0f172a"&gt;Re-ranking and Cont…&lt;/text&gt;</w:t>
+        <w:t>&lt;svg xmlns="http://www.w3.org/2000/svg" width="760" height="380" viewBox="0 0 760 380" font-family="Inter, Segoe UI, Arial, sans-serif"&gt;</w:t>
+        <w:br/>
+        <w:t>&lt;defs&gt;&lt;marker id="arrow" markerWidth="10" markerHeight="10" refX="8" refY="3" orient="auto" markerUnits="strokeWidth"&gt;&lt;path d="M0,0 L8,3 L0,6 z" fill="#94a3b8"/&gt;&lt;/marker&gt;&lt;marker id="arrowA" markerWidth="10" markerHeight="10" refX="8" refY="3" orient="auto" markerUnits="strokeWidth"&gt;&lt;path d="M0,0 L8,3 L0,6 z" fill="#4338ca"/&gt;&lt;/marker&gt;&lt;/defs&gt;</w:t>
+        <w:br/>
+        <w:t>&lt;rect width="760" height="380" rx="12" fill="#f8fafc"/&gt;</w:t>
+        <w:br/>
+        <w:t>&lt;text x="380" y="30" text-anchor="middle" font-size="17" font-weight="700" fill="#0f172a"&gt;Capability Map - Hands-On Lab: Building an End-to-End RAG S…&lt;/text&gt;</w:t>
+        <w:br/>
+        <w:t>&lt;circle cx="380.0" cy="198.0" r="46" fill="#0f172a"/&gt;</w:t>
+        <w:br/>
+        <w:t>&lt;text x="380.0" y="202.0" text-anchor="middle" font-size="12" font-weight="700" fill="#ffffff"&gt;RAG&lt;/text&gt;</w:t>
+        <w:br/>
+        <w:t>&lt;line x1="380.0" y1="152.0" x2="380.0" y2="92.0" stroke="#94a3b8" stroke-width="2" marker-end="url(#arrow)"/&gt;</w:t>
+        <w:br/>
+        <w:t>&lt;rect x="306.0" y="58.0" width="148" height="44" rx="10" fill="#ffffff" stroke="#4338ca" stroke-width="2"/&gt;&lt;text x="380.0" y="83.74" text-anchor="middle" font-size="11" font-weight="600" fill="#0f172a"&gt;Why RAG: Grounding and …&lt;/text&gt;</w:t>
+        <w:br/>
+        <w:t>&lt;line x1="419.83716857408416" y1="175.0" x2="575.7217412552832" y2="145.0" stroke="#94a3b8" stroke-width="2" marker-end="url(#arrow)"/&gt;</w:t>
+        <w:br/>
+        <w:t>&lt;rect x="522.5063509461097" y="117.0" width="148" height="44" rx="10" fill="#ffffff" stroke="#7c3aed" stroke-width="2"/&gt;&lt;text x="596.5063509461097" y="142.74" text-anchor="middle" font-size="11" font-weight="600" fill="#0f172a"&gt;Document Ingestion and …&lt;/text&gt;</w:t>
+        <w:br/>
+        <w:t>&lt;line x1="419.83716857408416" y1="221.0" x2="575.7217412552832" y2="251.0" stroke="#94a3b8" stroke-width="2" marker-end="url(#arrow)"/&gt;</w:t>
+        <w:br/>
+        <w:t>&lt;rect x="522.5063509461097" y="235.0" width="148" height="44" rx="10" fill="#ffffff" stroke="#0891b2" stroke-width="2"/&gt;&lt;text x="596.5063509461097" y="260.74" text-anchor="middle" font-size="11" font-weight="600" fill="#0f172a"&gt;Embedding and Indexing …&lt;/text&gt;</w:t>
+        <w:br/>
+        <w:t>&lt;line x1="380.0" y1="244.0" x2="380.0" y2="304.0" stroke="#94a3b8" stroke-width="2" marker-end="url(#arrow)"/&gt;</w:t>
+        <w:br/>
+        <w:t>&lt;rect x="306.0" y="294.0" width="148" height="44" rx="10" fill="#ffffff" stroke="#059669" stroke-width="2"/&gt;&lt;text x="380.0" y="319.74" text-anchor="middle" font-size="11" font-weight="600" fill="#0f172a"&gt;Retrieval and Query Tra…&lt;/text&gt;</w:t>
+        <w:br/>
+        <w:t>&lt;line x1="340.16283142591584" y1="221.0" x2="184.2782587447169" y2="251.00000000000006" stroke="#94a3b8" stroke-width="2" marker-end="url(#arrow)"/&gt;</w:t>
+        <w:br/>
+        <w:t>&lt;rect x="89.49364905389038" y="235.00000000000006" width="148" height="44" rx="10" fill="#ffffff" stroke="#d97706" stroke-width="2"/&gt;&lt;text x="163.49364905389038" y="260.74000000000007" text-anchor="middle" font-size="11" font-weight="600" fill="#0f172a"&gt;Re-ranking and Context …&lt;/text&gt;</w:t>
+        <w:br/>
+        <w:t>&lt;line x1="340.16283142591584" y1="175.0" x2="184.27825874471688" y2="145.0" stroke="#94a3b8" stroke-width="2" marker-end="url(#arrow)"/&gt;</w:t>
+        <w:br/>
+        <w:t>&lt;rect x="89.49364905389035" y="117.0" width="148" height="44" rx="10" fill="#ffffff" stroke="#dc2626" stroke-width="2"/&gt;&lt;text x="163.49364905389035" y="142.74" text-anchor="middle" font-size="11" font-weight="600" fill="#0f172a"&gt;Prompt Assembly and Cit…&lt;/text&gt;</w:t>
         <w:br/>
         <w:t>&lt;/svg&gt;</w:t>
       </w:r>
@@ -17293,45 +17285,39 @@
           <w:rFonts w:ascii="Consolas" w:hAnsi="Consolas"/>
           <w:sz w:val="16"/>
         </w:rPr>
-        <w:t>&lt;svg xmlns="http://www.w3.org/2000/svg" width="760" height="360" viewBox="0 0 760 360" font-family="Inter, Arial, sans-serif"&gt;</w:t>
-        <w:br/>
-        <w:t>&lt;rect width="760" height="360" fill="#f8fafc"/&gt;</w:t>
-        <w:br/>
-        <w:t>&lt;text x="380" y="34" text-anchor="middle" font-size="20" font-weight="700" fill="#0f172a"&gt;Agent Architecture - Cost, Performance and Scaling&lt;/text&gt;</w:t>
-        <w:br/>
-        <w:t>&lt;rect x="290" y="162" width="180" height="56" rx="12" fill="#0f172a"/&gt;</w:t>
-        <w:br/>
-        <w:t>&lt;text x="380" y="195" text-anchor="middle" font-size="14" font-weight="700" fill="#ffffff"&gt;RAG&lt;/text&gt;</w:t>
-        <w:br/>
-        <w:t>&lt;line x1="380" y1="190" x2="380" y2="70" stroke="#94a3b8" stroke-width="2"/&gt;</w:t>
-        <w:br/>
-        <w:t>&lt;rect x="308" y="48" width="144" height="44" rx="10" fill="#ffffff" stroke="#2563eb" stroke-width="2"/&gt;</w:t>
-        <w:br/>
-        <w:t>&lt;text x="380" y="74" text-anchor="middle" font-size="11" fill="#0f172a"&gt;Why RAG: Grounding …&lt;/text&gt;</w:t>
-        <w:br/>
-        <w:t>&lt;line x1="380" y1="190" x2="617" y2="153" stroke="#94a3b8" stroke-width="2"/&gt;</w:t>
-        <w:br/>
-        <w:t>&lt;rect x="545" y="131" width="144" height="44" rx="10" fill="#ffffff" stroke="#7c3aed" stroke-width="2"/&gt;</w:t>
-        <w:br/>
-        <w:t>&lt;text x="617" y="157" text-anchor="middle" font-size="11" fill="#0f172a"&gt;Document Ingestion …&lt;/text&gt;</w:t>
-        <w:br/>
-        <w:t>&lt;line x1="380" y1="190" x2="526" y2="287" stroke="#94a3b8" stroke-width="2"/&gt;</w:t>
-        <w:br/>
-        <w:t>&lt;rect x="454" y="265" width="144" height="44" rx="10" fill="#ffffff" stroke="#0891b2" stroke-width="2"/&gt;</w:t>
-        <w:br/>
-        <w:t>&lt;text x="526" y="291" text-anchor="middle" font-size="11" fill="#0f172a"&gt;Embedding and Index…&lt;/text&gt;</w:t>
-        <w:br/>
-        <w:t>&lt;line x1="380" y1="190" x2="234" y2="287" stroke="#94a3b8" stroke-width="2"/&gt;</w:t>
-        <w:br/>
-        <w:t>&lt;rect x="162" y="265" width="144" height="44" rx="10" fill="#ffffff" stroke="#059669" stroke-width="2"/&gt;</w:t>
-        <w:br/>
-        <w:t>&lt;text x="234" y="291" text-anchor="middle" font-size="11" fill="#0f172a"&gt;Retrieval and Query…&lt;/text&gt;</w:t>
-        <w:br/>
-        <w:t>&lt;line x1="380" y1="190" x2="143" y2="153" stroke="#94a3b8" stroke-width="2"/&gt;</w:t>
-        <w:br/>
-        <w:t>&lt;rect x="71" y="131" width="144" height="44" rx="10" fill="#ffffff" stroke="#d97706" stroke-width="2"/&gt;</w:t>
-        <w:br/>
-        <w:t>&lt;text x="143" y="157" text-anchor="middle" font-size="11" fill="#0f172a"&gt;Re-ranking and Cont…&lt;/text&gt;</w:t>
+        <w:t>&lt;svg xmlns="http://www.w3.org/2000/svg" width="760" height="380" viewBox="0 0 760 380" font-family="Inter, Segoe UI, Arial, sans-serif"&gt;</w:t>
+        <w:br/>
+        <w:t>&lt;defs&gt;&lt;marker id="arrow" markerWidth="10" markerHeight="10" refX="8" refY="3" orient="auto" markerUnits="strokeWidth"&gt;&lt;path d="M0,0 L8,3 L0,6 z" fill="#94a3b8"/&gt;&lt;/marker&gt;&lt;marker id="arrowA" markerWidth="10" markerHeight="10" refX="8" refY="3" orient="auto" markerUnits="strokeWidth"&gt;&lt;path d="M0,0 L8,3 L0,6 z" fill="#4338ca"/&gt;&lt;/marker&gt;&lt;/defs&gt;</w:t>
+        <w:br/>
+        <w:t>&lt;rect width="760" height="380" rx="12" fill="#f8fafc"/&gt;</w:t>
+        <w:br/>
+        <w:t>&lt;text x="380" y="30" text-anchor="middle" font-size="17" font-weight="700" fill="#0f172a"&gt;Agent Architecture - Cost, Performance and Scaling&lt;/text&gt;</w:t>
+        <w:br/>
+        <w:t>&lt;rect x="40.0" y="166.0" width="104" height="60" rx="10" fill="#ffffff" stroke="#4338ca" stroke-width="2"/&gt;&lt;text x="92.0" y="200.08" text-anchor="middle" font-size="12" font-weight="600" fill="#0f172a"&gt;Goal&lt;/text&gt;</w:t>
+        <w:br/>
+        <w:t>&lt;rect x="155.2" y="166.0" width="104" height="60" rx="10" fill="#ffffff" stroke="#7c3aed" stroke-width="2"/&gt;&lt;text x="207.2" y="200.08" text-anchor="middle" font-size="12" font-weight="600" fill="#0f172a"&gt;Plan&lt;/text&gt;</w:t>
+        <w:br/>
+        <w:t>&lt;line x1="144.0" y1="196.0" x2="155.2" y2="196.0" stroke="#4338ca" stroke-width="2" marker-end="url(#arrowA)"/&gt;</w:t>
+        <w:br/>
+        <w:t>&lt;rect x="270.4" y="166.0" width="104" height="60" rx="10" fill="#ffffff" stroke="#0891b2" stroke-width="2"/&gt;&lt;text x="322.4" y="200.08" text-anchor="middle" font-size="12" font-weight="600" fill="#0f172a"&gt;Tool Call&lt;/text&gt;</w:t>
+        <w:br/>
+        <w:t>&lt;line x1="259.2" y1="196.0" x2="270.4" y2="196.0" stroke="#4338ca" stroke-width="2" marker-end="url(#arrowA)"/&gt;</w:t>
+        <w:br/>
+        <w:t>&lt;rect x="385.6" y="166.0" width="104" height="60" rx="10" fill="#ffffff" stroke="#059669" stroke-width="2"/&gt;&lt;text x="437.6" y="200.08" text-anchor="middle" font-size="12" font-weight="600" fill="#0f172a"&gt;Observe&lt;/text&gt;</w:t>
+        <w:br/>
+        <w:t>&lt;line x1="374.4" y1="196.0" x2="385.6" y2="196.0" stroke="#4338ca" stroke-width="2" marker-end="url(#arrowA)"/&gt;</w:t>
+        <w:br/>
+        <w:t>&lt;rect x="500.8" y="166.0" width="104" height="60" rx="10" fill="#ffffff" stroke="#d97706" stroke-width="2"/&gt;&lt;text x="552.8" y="200.08" text-anchor="middle" font-size="12" font-weight="600" fill="#0f172a"&gt;Reflect&lt;/text&gt;</w:t>
+        <w:br/>
+        <w:t>&lt;line x1="489.6" y1="196.0" x2="500.8" y2="196.0" stroke="#4338ca" stroke-width="2" marker-end="url(#arrowA)"/&gt;</w:t>
+        <w:br/>
+        <w:t>&lt;rect x="616.0" y="166.0" width="104" height="60" rx="10" fill="#ffffff" stroke="#dc2626" stroke-width="2"/&gt;&lt;text x="668.0" y="200.08" text-anchor="middle" font-size="12" font-weight="600" fill="#0f172a"&gt;Act&lt;/text&gt;</w:t>
+        <w:br/>
+        <w:t>&lt;line x1="604.8" y1="196.0" x2="616.0" y2="196.0" stroke="#4338ca" stroke-width="2" marker-end="url(#arrowA)"/&gt;</w:t>
+        <w:br/>
+        <w:t>&lt;path d="M668.0,226.0 q0,46 -288.0,46 q-288.0,0 -288.0,-46" fill="none" stroke="#cbd5e1" stroke-width="1.6" stroke-dasharray="5 4" marker-end="url(#arrow)"/&gt;</w:t>
+        <w:br/>
+        <w:t>&lt;text x="380.0" y="288.0" text-anchor="middle" font-size="9.5" fill="#94a3b8"&gt;feedback / monitoring loop&lt;/text&gt;</w:t>
         <w:br/>
         <w:t>&lt;/svg&gt;</w:t>
       </w:r>
@@ -18111,45 +18097,39 @@
           <w:rFonts w:ascii="Consolas" w:hAnsi="Consolas"/>
           <w:sz w:val="16"/>
         </w:rPr>
-        <w:t>&lt;svg xmlns="http://www.w3.org/2000/svg" width="760" height="360" viewBox="0 0 760 360" font-family="Inter, Arial, sans-serif"&gt;</w:t>
-        <w:br/>
-        <w:t>&lt;rect width="760" height="360" fill="#f8fafc"/&gt;</w:t>
-        <w:br/>
-        <w:t>&lt;text x="380" y="34" text-anchor="middle" font-size="20" font-weight="700" fill="#0f172a"&gt;Agent Architecture - Integration and Interoperability&lt;/text&gt;</w:t>
-        <w:br/>
-        <w:t>&lt;rect x="290" y="162" width="180" height="56" rx="12" fill="#0f172a"/&gt;</w:t>
-        <w:br/>
-        <w:t>&lt;text x="380" y="195" text-anchor="middle" font-size="14" font-weight="700" fill="#ffffff"&gt;RAG&lt;/text&gt;</w:t>
-        <w:br/>
-        <w:t>&lt;line x1="380" y1="190" x2="380" y2="70" stroke="#94a3b8" stroke-width="2"/&gt;</w:t>
-        <w:br/>
-        <w:t>&lt;rect x="308" y="48" width="144" height="44" rx="10" fill="#ffffff" stroke="#2563eb" stroke-width="2"/&gt;</w:t>
-        <w:br/>
-        <w:t>&lt;text x="380" y="74" text-anchor="middle" font-size="11" fill="#0f172a"&gt;Why RAG: Grounding …&lt;/text&gt;</w:t>
-        <w:br/>
-        <w:t>&lt;line x1="380" y1="190" x2="617" y2="153" stroke="#94a3b8" stroke-width="2"/&gt;</w:t>
-        <w:br/>
-        <w:t>&lt;rect x="545" y="131" width="144" height="44" rx="10" fill="#ffffff" stroke="#7c3aed" stroke-width="2"/&gt;</w:t>
-        <w:br/>
-        <w:t>&lt;text x="617" y="157" text-anchor="middle" font-size="11" fill="#0f172a"&gt;Document Ingestion …&lt;/text&gt;</w:t>
-        <w:br/>
-        <w:t>&lt;line x1="380" y1="190" x2="526" y2="287" stroke="#94a3b8" stroke-width="2"/&gt;</w:t>
-        <w:br/>
-        <w:t>&lt;rect x="454" y="265" width="144" height="44" rx="10" fill="#ffffff" stroke="#0891b2" stroke-width="2"/&gt;</w:t>
-        <w:br/>
-        <w:t>&lt;text x="526" y="291" text-anchor="middle" font-size="11" fill="#0f172a"&gt;Embedding and Index…&lt;/text&gt;</w:t>
-        <w:br/>
-        <w:t>&lt;line x1="380" y1="190" x2="234" y2="287" stroke="#94a3b8" stroke-width="2"/&gt;</w:t>
-        <w:br/>
-        <w:t>&lt;rect x="162" y="265" width="144" height="44" rx="10" fill="#ffffff" stroke="#059669" stroke-width="2"/&gt;</w:t>
-        <w:br/>
-        <w:t>&lt;text x="234" y="291" text-anchor="middle" font-size="11" fill="#0f172a"&gt;Retrieval and Query…&lt;/text&gt;</w:t>
-        <w:br/>
-        <w:t>&lt;line x1="380" y1="190" x2="143" y2="153" stroke="#94a3b8" stroke-width="2"/&gt;</w:t>
-        <w:br/>
-        <w:t>&lt;rect x="71" y="131" width="144" height="44" rx="10" fill="#ffffff" stroke="#d97706" stroke-width="2"/&gt;</w:t>
-        <w:br/>
-        <w:t>&lt;text x="143" y="157" text-anchor="middle" font-size="11" fill="#0f172a"&gt;Re-ranking and Cont…&lt;/text&gt;</w:t>
+        <w:t>&lt;svg xmlns="http://www.w3.org/2000/svg" width="760" height="380" viewBox="0 0 760 380" font-family="Inter, Segoe UI, Arial, sans-serif"&gt;</w:t>
+        <w:br/>
+        <w:t>&lt;defs&gt;&lt;marker id="arrow" markerWidth="10" markerHeight="10" refX="8" refY="3" orient="auto" markerUnits="strokeWidth"&gt;&lt;path d="M0,0 L8,3 L0,6 z" fill="#94a3b8"/&gt;&lt;/marker&gt;&lt;marker id="arrowA" markerWidth="10" markerHeight="10" refX="8" refY="3" orient="auto" markerUnits="strokeWidth"&gt;&lt;path d="M0,0 L8,3 L0,6 z" fill="#4338ca"/&gt;&lt;/marker&gt;&lt;/defs&gt;</w:t>
+        <w:br/>
+        <w:t>&lt;rect width="760" height="380" rx="12" fill="#f8fafc"/&gt;</w:t>
+        <w:br/>
+        <w:t>&lt;text x="380" y="30" text-anchor="middle" font-size="17" font-weight="700" fill="#0f172a"&gt;Agent Architecture - Integration and Interoperability&lt;/text&gt;</w:t>
+        <w:br/>
+        <w:t>&lt;rect x="40.0" y="166.0" width="104" height="60" rx="10" fill="#ffffff" stroke="#4338ca" stroke-width="2"/&gt;&lt;text x="92.0" y="200.08" text-anchor="middle" font-size="12" font-weight="600" fill="#0f172a"&gt;Goal&lt;/text&gt;</w:t>
+        <w:br/>
+        <w:t>&lt;rect x="155.2" y="166.0" width="104" height="60" rx="10" fill="#ffffff" stroke="#7c3aed" stroke-width="2"/&gt;&lt;text x="207.2" y="200.08" text-anchor="middle" font-size="12" font-weight="600" fill="#0f172a"&gt;Plan&lt;/text&gt;</w:t>
+        <w:br/>
+        <w:t>&lt;line x1="144.0" y1="196.0" x2="155.2" y2="196.0" stroke="#4338ca" stroke-width="2" marker-end="url(#arrowA)"/&gt;</w:t>
+        <w:br/>
+        <w:t>&lt;rect x="270.4" y="166.0" width="104" height="60" rx="10" fill="#ffffff" stroke="#0891b2" stroke-width="2"/&gt;&lt;text x="322.4" y="200.08" text-anchor="middle" font-size="12" font-weight="600" fill="#0f172a"&gt;Tool Call&lt;/text&gt;</w:t>
+        <w:br/>
+        <w:t>&lt;line x1="259.2" y1="196.0" x2="270.4" y2="196.0" stroke="#4338ca" stroke-width="2" marker-end="url(#arrowA)"/&gt;</w:t>
+        <w:br/>
+        <w:t>&lt;rect x="385.6" y="166.0" width="104" height="60" rx="10" fill="#ffffff" stroke="#059669" stroke-width="2"/&gt;&lt;text x="437.6" y="200.08" text-anchor="middle" font-size="12" font-weight="600" fill="#0f172a"&gt;Observe&lt;/text&gt;</w:t>
+        <w:br/>
+        <w:t>&lt;line x1="374.4" y1="196.0" x2="385.6" y2="196.0" stroke="#4338ca" stroke-width="2" marker-end="url(#arrowA)"/&gt;</w:t>
+        <w:br/>
+        <w:t>&lt;rect x="500.8" y="166.0" width="104" height="60" rx="10" fill="#ffffff" stroke="#d97706" stroke-width="2"/&gt;&lt;text x="552.8" y="200.08" text-anchor="middle" font-size="12" font-weight="600" fill="#0f172a"&gt;Reflect&lt;/text&gt;</w:t>
+        <w:br/>
+        <w:t>&lt;line x1="489.6" y1="196.0" x2="500.8" y2="196.0" stroke="#4338ca" stroke-width="2" marker-end="url(#arrowA)"/&gt;</w:t>
+        <w:br/>
+        <w:t>&lt;rect x="616.0" y="166.0" width="104" height="60" rx="10" fill="#ffffff" stroke="#dc2626" stroke-width="2"/&gt;&lt;text x="668.0" y="200.08" text-anchor="middle" font-size="12" font-weight="600" fill="#0f172a"&gt;Act&lt;/text&gt;</w:t>
+        <w:br/>
+        <w:t>&lt;line x1="604.8" y1="196.0" x2="616.0" y2="196.0" stroke="#4338ca" stroke-width="2" marker-end="url(#arrowA)"/&gt;</w:t>
+        <w:br/>
+        <w:t>&lt;path d="M668.0,226.0 q0,46 -288.0,46 q-288.0,0 -288.0,-46" fill="none" stroke="#cbd5e1" stroke-width="1.6" stroke-dasharray="5 4" marker-end="url(#arrow)"/&gt;</w:t>
+        <w:br/>
+        <w:t>&lt;text x="380.0" y="288.0" text-anchor="middle" font-size="9.5" fill="#94a3b8"&gt;feedback / monitoring loop&lt;/text&gt;</w:t>
         <w:br/>
         <w:t>&lt;/svg&gt;</w:t>
       </w:r>
@@ -19782,45 +19762,41 @@
           <w:rFonts w:ascii="Consolas" w:hAnsi="Consolas"/>
           <w:sz w:val="16"/>
         </w:rPr>
-        <w:t>&lt;svg xmlns="http://www.w3.org/2000/svg" width="760" height="360" viewBox="0 0 760 360" font-family="Inter, Arial, sans-serif"&gt;</w:t>
-        <w:br/>
-        <w:t>&lt;rect width="760" height="360" fill="#f8fafc"/&gt;</w:t>
-        <w:br/>
-        <w:t>&lt;text x="380" y="34" text-anchor="middle" font-size="20" font-weight="700" fill="#0f172a"&gt;Knowledge Graph - Capstone Project&lt;/text&gt;</w:t>
-        <w:br/>
-        <w:t>&lt;rect x="290" y="162" width="180" height="56" rx="12" fill="#0f172a"/&gt;</w:t>
-        <w:br/>
-        <w:t>&lt;text x="380" y="195" text-anchor="middle" font-size="14" font-weight="700" fill="#ffffff"&gt;RAG&lt;/text&gt;</w:t>
-        <w:br/>
-        <w:t>&lt;line x1="380" y1="190" x2="380" y2="70" stroke="#94a3b8" stroke-width="2"/&gt;</w:t>
-        <w:br/>
-        <w:t>&lt;rect x="308" y="48" width="144" height="44" rx="10" fill="#ffffff" stroke="#2563eb" stroke-width="2"/&gt;</w:t>
-        <w:br/>
-        <w:t>&lt;text x="380" y="74" text-anchor="middle" font-size="11" fill="#0f172a"&gt;Why RAG: Grounding …&lt;/text&gt;</w:t>
-        <w:br/>
-        <w:t>&lt;line x1="380" y1="190" x2="617" y2="153" stroke="#94a3b8" stroke-width="2"/&gt;</w:t>
-        <w:br/>
-        <w:t>&lt;rect x="545" y="131" width="144" height="44" rx="10" fill="#ffffff" stroke="#7c3aed" stroke-width="2"/&gt;</w:t>
-        <w:br/>
-        <w:t>&lt;text x="617" y="157" text-anchor="middle" font-size="11" fill="#0f172a"&gt;Document Ingestion …&lt;/text&gt;</w:t>
-        <w:br/>
-        <w:t>&lt;line x1="380" y1="190" x2="526" y2="287" stroke="#94a3b8" stroke-width="2"/&gt;</w:t>
-        <w:br/>
-        <w:t>&lt;rect x="454" y="265" width="144" height="44" rx="10" fill="#ffffff" stroke="#0891b2" stroke-width="2"/&gt;</w:t>
-        <w:br/>
-        <w:t>&lt;text x="526" y="291" text-anchor="middle" font-size="11" fill="#0f172a"&gt;Embedding and Index…&lt;/text&gt;</w:t>
-        <w:br/>
-        <w:t>&lt;line x1="380" y1="190" x2="234" y2="287" stroke="#94a3b8" stroke-width="2"/&gt;</w:t>
-        <w:br/>
-        <w:t>&lt;rect x="162" y="265" width="144" height="44" rx="10" fill="#ffffff" stroke="#059669" stroke-width="2"/&gt;</w:t>
-        <w:br/>
-        <w:t>&lt;text x="234" y="291" text-anchor="middle" font-size="11" fill="#0f172a"&gt;Retrieval and Query…&lt;/text&gt;</w:t>
-        <w:br/>
-        <w:t>&lt;line x1="380" y1="190" x2="143" y2="153" stroke="#94a3b8" stroke-width="2"/&gt;</w:t>
-        <w:br/>
-        <w:t>&lt;rect x="71" y="131" width="144" height="44" rx="10" fill="#ffffff" stroke="#d97706" stroke-width="2"/&gt;</w:t>
-        <w:br/>
-        <w:t>&lt;text x="143" y="157" text-anchor="middle" font-size="11" fill="#0f172a"&gt;Re-ranking and Cont…&lt;/text&gt;</w:t>
+        <w:t>&lt;svg xmlns="http://www.w3.org/2000/svg" width="760" height="380" viewBox="0 0 760 380" font-family="Inter, Segoe UI, Arial, sans-serif"&gt;</w:t>
+        <w:br/>
+        <w:t>&lt;defs&gt;&lt;marker id="arrow" markerWidth="10" markerHeight="10" refX="8" refY="3" orient="auto" markerUnits="strokeWidth"&gt;&lt;path d="M0,0 L8,3 L0,6 z" fill="#94a3b8"/&gt;&lt;/marker&gt;&lt;marker id="arrowA" markerWidth="10" markerHeight="10" refX="8" refY="3" orient="auto" markerUnits="strokeWidth"&gt;&lt;path d="M0,0 L8,3 L0,6 z" fill="#4338ca"/&gt;&lt;/marker&gt;&lt;/defs&gt;</w:t>
+        <w:br/>
+        <w:t>&lt;rect width="760" height="380" rx="12" fill="#f8fafc"/&gt;</w:t>
+        <w:br/>
+        <w:t>&lt;text x="380" y="30" text-anchor="middle" font-size="17" font-weight="700" fill="#0f172a"&gt;Knowledge Graph - Capstone Project&lt;/text&gt;</w:t>
+        <w:br/>
+        <w:t>&lt;circle cx="380.0" cy="198.0" r="46" fill="#0f172a"/&gt;</w:t>
+        <w:br/>
+        <w:t>&lt;text x="380.0" y="202.0" text-anchor="middle" font-size="12" font-weight="700" fill="#ffffff"&gt;RAG&lt;/text&gt;</w:t>
+        <w:br/>
+        <w:t>&lt;line x1="380.0" y1="152.0" x2="380.0" y2="92.0" stroke="#94a3b8" stroke-width="2" marker-end="url(#arrow)"/&gt;</w:t>
+        <w:br/>
+        <w:t>&lt;rect x="306.0" y="58.0" width="148" height="44" rx="10" fill="#ffffff" stroke="#4338ca" stroke-width="2"/&gt;&lt;text x="380.0" y="83.74" text-anchor="middle" font-size="11" font-weight="600" fill="#0f172a"&gt;Why RAG: Grounding and …&lt;/text&gt;</w:t>
+        <w:br/>
+        <w:t>&lt;line x1="419.83716857408416" y1="175.0" x2="575.7217412552832" y2="145.0" stroke="#94a3b8" stroke-width="2" marker-end="url(#arrow)"/&gt;</w:t>
+        <w:br/>
+        <w:t>&lt;rect x="522.5063509461097" y="117.0" width="148" height="44" rx="10" fill="#ffffff" stroke="#7c3aed" stroke-width="2"/&gt;&lt;text x="596.5063509461097" y="142.74" text-anchor="middle" font-size="11" font-weight="600" fill="#0f172a"&gt;Document Ingestion and …&lt;/text&gt;</w:t>
+        <w:br/>
+        <w:t>&lt;line x1="419.83716857408416" y1="221.0" x2="575.7217412552832" y2="251.0" stroke="#94a3b8" stroke-width="2" marker-end="url(#arrow)"/&gt;</w:t>
+        <w:br/>
+        <w:t>&lt;rect x="522.5063509461097" y="235.0" width="148" height="44" rx="10" fill="#ffffff" stroke="#0891b2" stroke-width="2"/&gt;&lt;text x="596.5063509461097" y="260.74" text-anchor="middle" font-size="11" font-weight="600" fill="#0f172a"&gt;Embedding and Indexing …&lt;/text&gt;</w:t>
+        <w:br/>
+        <w:t>&lt;line x1="380.0" y1="244.0" x2="380.0" y2="304.0" stroke="#94a3b8" stroke-width="2" marker-end="url(#arrow)"/&gt;</w:t>
+        <w:br/>
+        <w:t>&lt;rect x="306.0" y="294.0" width="148" height="44" rx="10" fill="#ffffff" stroke="#059669" stroke-width="2"/&gt;&lt;text x="380.0" y="319.74" text-anchor="middle" font-size="11" font-weight="600" fill="#0f172a"&gt;Retrieval and Query Tra…&lt;/text&gt;</w:t>
+        <w:br/>
+        <w:t>&lt;line x1="340.16283142591584" y1="221.0" x2="184.2782587447169" y2="251.00000000000006" stroke="#94a3b8" stroke-width="2" marker-end="url(#arrow)"/&gt;</w:t>
+        <w:br/>
+        <w:t>&lt;rect x="89.49364905389038" y="235.00000000000006" width="148" height="44" rx="10" fill="#ffffff" stroke="#d97706" stroke-width="2"/&gt;&lt;text x="163.49364905389038" y="260.74000000000007" text-anchor="middle" font-size="11" font-weight="600" fill="#0f172a"&gt;Re-ranking and Context …&lt;/text&gt;</w:t>
+        <w:br/>
+        <w:t>&lt;line x1="340.16283142591584" y1="175.0" x2="184.27825874471688" y2="145.0" stroke="#94a3b8" stroke-width="2" marker-end="url(#arrow)"/&gt;</w:t>
+        <w:br/>
+        <w:t>&lt;rect x="89.49364905389035" y="117.0" width="148" height="44" rx="10" fill="#ffffff" stroke="#dc2626" stroke-width="2"/&gt;&lt;text x="163.49364905389035" y="142.74" text-anchor="middle" font-size="11" font-weight="600" fill="#0f172a"&gt;Prompt Assembly and Cit…&lt;/text&gt;</w:t>
         <w:br/>
         <w:t>&lt;/svg&gt;</w:t>
       </w:r>
@@ -20625,45 +20601,41 @@
           <w:rFonts w:ascii="Consolas" w:hAnsi="Consolas"/>
           <w:sz w:val="16"/>
         </w:rPr>
-        <w:t>&lt;svg xmlns="http://www.w3.org/2000/svg" width="760" height="360" viewBox="0 0 760 360" font-family="Inter, Arial, sans-serif"&gt;</w:t>
-        <w:br/>
-        <w:t>&lt;rect width="760" height="360" fill="#f8fafc"/&gt;</w:t>
-        <w:br/>
-        <w:t>&lt;text x="380" y="34" text-anchor="middle" font-size="20" font-weight="700" fill="#0f172a"&gt;Knowledge Graph - Certification Preparation and Review&lt;/text&gt;</w:t>
-        <w:br/>
-        <w:t>&lt;rect x="290" y="162" width="180" height="56" rx="12" fill="#0f172a"/&gt;</w:t>
-        <w:br/>
-        <w:t>&lt;text x="380" y="195" text-anchor="middle" font-size="14" font-weight="700" fill="#ffffff"&gt;RAG&lt;/text&gt;</w:t>
-        <w:br/>
-        <w:t>&lt;line x1="380" y1="190" x2="380" y2="70" stroke="#94a3b8" stroke-width="2"/&gt;</w:t>
-        <w:br/>
-        <w:t>&lt;rect x="308" y="48" width="144" height="44" rx="10" fill="#ffffff" stroke="#2563eb" stroke-width="2"/&gt;</w:t>
-        <w:br/>
-        <w:t>&lt;text x="380" y="74" text-anchor="middle" font-size="11" fill="#0f172a"&gt;Why RAG: Grounding …&lt;/text&gt;</w:t>
-        <w:br/>
-        <w:t>&lt;line x1="380" y1="190" x2="617" y2="153" stroke="#94a3b8" stroke-width="2"/&gt;</w:t>
-        <w:br/>
-        <w:t>&lt;rect x="545" y="131" width="144" height="44" rx="10" fill="#ffffff" stroke="#7c3aed" stroke-width="2"/&gt;</w:t>
-        <w:br/>
-        <w:t>&lt;text x="617" y="157" text-anchor="middle" font-size="11" fill="#0f172a"&gt;Document Ingestion …&lt;/text&gt;</w:t>
-        <w:br/>
-        <w:t>&lt;line x1="380" y1="190" x2="526" y2="287" stroke="#94a3b8" stroke-width="2"/&gt;</w:t>
-        <w:br/>
-        <w:t>&lt;rect x="454" y="265" width="144" height="44" rx="10" fill="#ffffff" stroke="#0891b2" stroke-width="2"/&gt;</w:t>
-        <w:br/>
-        <w:t>&lt;text x="526" y="291" text-anchor="middle" font-size="11" fill="#0f172a"&gt;Embedding and Index…&lt;/text&gt;</w:t>
-        <w:br/>
-        <w:t>&lt;line x1="380" y1="190" x2="234" y2="287" stroke="#94a3b8" stroke-width="2"/&gt;</w:t>
-        <w:br/>
-        <w:t>&lt;rect x="162" y="265" width="144" height="44" rx="10" fill="#ffffff" stroke="#059669" stroke-width="2"/&gt;</w:t>
-        <w:br/>
-        <w:t>&lt;text x="234" y="291" text-anchor="middle" font-size="11" fill="#0f172a"&gt;Retrieval and Query…&lt;/text&gt;</w:t>
-        <w:br/>
-        <w:t>&lt;line x1="380" y1="190" x2="143" y2="153" stroke="#94a3b8" stroke-width="2"/&gt;</w:t>
-        <w:br/>
-        <w:t>&lt;rect x="71" y="131" width="144" height="44" rx="10" fill="#ffffff" stroke="#d97706" stroke-width="2"/&gt;</w:t>
-        <w:br/>
-        <w:t>&lt;text x="143" y="157" text-anchor="middle" font-size="11" fill="#0f172a"&gt;Re-ranking and Cont…&lt;/text&gt;</w:t>
+        <w:t>&lt;svg xmlns="http://www.w3.org/2000/svg" width="760" height="380" viewBox="0 0 760 380" font-family="Inter, Segoe UI, Arial, sans-serif"&gt;</w:t>
+        <w:br/>
+        <w:t>&lt;defs&gt;&lt;marker id="arrow" markerWidth="10" markerHeight="10" refX="8" refY="3" orient="auto" markerUnits="strokeWidth"&gt;&lt;path d="M0,0 L8,3 L0,6 z" fill="#94a3b8"/&gt;&lt;/marker&gt;&lt;marker id="arrowA" markerWidth="10" markerHeight="10" refX="8" refY="3" orient="auto" markerUnits="strokeWidth"&gt;&lt;path d="M0,0 L8,3 L0,6 z" fill="#4338ca"/&gt;&lt;/marker&gt;&lt;/defs&gt;</w:t>
+        <w:br/>
+        <w:t>&lt;rect width="760" height="380" rx="12" fill="#f8fafc"/&gt;</w:t>
+        <w:br/>
+        <w:t>&lt;text x="380" y="30" text-anchor="middle" font-size="17" font-weight="700" fill="#0f172a"&gt;Knowledge Graph - Certification Preparation and Review&lt;/text&gt;</w:t>
+        <w:br/>
+        <w:t>&lt;circle cx="380.0" cy="198.0" r="46" fill="#0f172a"/&gt;</w:t>
+        <w:br/>
+        <w:t>&lt;text x="380.0" y="202.0" text-anchor="middle" font-size="12" font-weight="700" fill="#ffffff"&gt;RAG&lt;/text&gt;</w:t>
+        <w:br/>
+        <w:t>&lt;line x1="380.0" y1="152.0" x2="380.0" y2="92.0" stroke="#94a3b8" stroke-width="2" marker-end="url(#arrow)"/&gt;</w:t>
+        <w:br/>
+        <w:t>&lt;rect x="306.0" y="58.0" width="148" height="44" rx="10" fill="#ffffff" stroke="#4338ca" stroke-width="2"/&gt;&lt;text x="380.0" y="83.74" text-anchor="middle" font-size="11" font-weight="600" fill="#0f172a"&gt;Why RAG: Grounding and …&lt;/text&gt;</w:t>
+        <w:br/>
+        <w:t>&lt;line x1="419.83716857408416" y1="175.0" x2="575.7217412552832" y2="145.0" stroke="#94a3b8" stroke-width="2" marker-end="url(#arrow)"/&gt;</w:t>
+        <w:br/>
+        <w:t>&lt;rect x="522.5063509461097" y="117.0" width="148" height="44" rx="10" fill="#ffffff" stroke="#7c3aed" stroke-width="2"/&gt;&lt;text x="596.5063509461097" y="142.74" text-anchor="middle" font-size="11" font-weight="600" fill="#0f172a"&gt;Document Ingestion and …&lt;/text&gt;</w:t>
+        <w:br/>
+        <w:t>&lt;line x1="419.83716857408416" y1="221.0" x2="575.7217412552832" y2="251.0" stroke="#94a3b8" stroke-width="2" marker-end="url(#arrow)"/&gt;</w:t>
+        <w:br/>
+        <w:t>&lt;rect x="522.5063509461097" y="235.0" width="148" height="44" rx="10" fill="#ffffff" stroke="#0891b2" stroke-width="2"/&gt;&lt;text x="596.5063509461097" y="260.74" text-anchor="middle" font-size="11" font-weight="600" fill="#0f172a"&gt;Embedding and Indexing …&lt;/text&gt;</w:t>
+        <w:br/>
+        <w:t>&lt;line x1="380.0" y1="244.0" x2="380.0" y2="304.0" stroke="#94a3b8" stroke-width="2" marker-end="url(#arrow)"/&gt;</w:t>
+        <w:br/>
+        <w:t>&lt;rect x="306.0" y="294.0" width="148" height="44" rx="10" fill="#ffffff" stroke="#059669" stroke-width="2"/&gt;&lt;text x="380.0" y="319.74" text-anchor="middle" font-size="11" font-weight="600" fill="#0f172a"&gt;Retrieval and Query Tra…&lt;/text&gt;</w:t>
+        <w:br/>
+        <w:t>&lt;line x1="340.16283142591584" y1="221.0" x2="184.2782587447169" y2="251.00000000000006" stroke="#94a3b8" stroke-width="2" marker-end="url(#arrow)"/&gt;</w:t>
+        <w:br/>
+        <w:t>&lt;rect x="89.49364905389038" y="235.00000000000006" width="148" height="44" rx="10" fill="#ffffff" stroke="#d97706" stroke-width="2"/&gt;&lt;text x="163.49364905389038" y="260.74000000000007" text-anchor="middle" font-size="11" font-weight="600" fill="#0f172a"&gt;Re-ranking and Context …&lt;/text&gt;</w:t>
+        <w:br/>
+        <w:t>&lt;line x1="340.16283142591584" y1="175.0" x2="184.27825874471688" y2="145.0" stroke="#94a3b8" stroke-width="2" marker-end="url(#arrow)"/&gt;</w:t>
+        <w:br/>
+        <w:t>&lt;rect x="89.49364905389035" y="117.0" width="148" height="44" rx="10" fill="#ffffff" stroke="#dc2626" stroke-width="2"/&gt;&lt;text x="163.49364905389035" y="142.74" text-anchor="middle" font-size="11" font-weight="600" fill="#0f172a"&gt;Prompt Assembly and Cit…&lt;/text&gt;</w:t>
         <w:br/>
         <w:t>&lt;/svg&gt;</w:t>
       </w:r>

--- a/content/rag/rag-foundations/rag-foundations.docx
+++ b/content/rag/rag-foundations/rag-foundations.docx
@@ -2095,7 +2095,7 @@
           <w:rFonts w:ascii="Consolas" w:hAnsi="Consolas"/>
           <w:sz w:val="16"/>
         </w:rPr>
-        <w:t>&lt;svg xmlns="http://www.w3.org/2000/svg" width="840" height="460" data-tpl="steps" data-pal="2-1" viewBox="0 0 840 460" font-family="Inter, Segoe UI, Arial, sans-serif"&gt;&lt;defs&gt;&lt;marker id="ar" markerWidth="9" markerHeight="9" refX="7" refY="3" orient="auto"&gt;&lt;path d="M0,0 L7,3 L0,6 z" fill="#94a3b8"/&gt;&lt;/marker&gt;&lt;marker id="arw" markerWidth="9" markerHeight="9" refX="7" refY="3" orient="auto"&gt;&lt;path d="M0,0 L7,3 L0,6 z" fill="#ffffff"/&gt;&lt;/marker&gt;&lt;filter id="sh" x="-20%" y="-20%" width="140%" height="140%"&gt;&lt;feDropShadow dx="0" dy="2" stdDeviation="3" flood-color="#0f172a" flood-opacity="0.16"/&gt;&lt;/filter&gt;&lt;/defs&gt;&lt;defs&gt;&lt;linearGradient id="bndf8eeb4" x1="0" y1="0" x2="1" y2="0"&gt;&lt;stop offset="0" stop-color="#059669"/&gt;&lt;stop offset="1" stop-color="#10b981"/&gt;&lt;/linearGradient&gt;&lt;/defs&gt;&lt;rect width="840" height="460" rx="14" fill="#ffffff"/&gt;&lt;rect x="0" y="0" width="840" height="48" rx="14" fill="url(#bndf8eeb4)"/&gt;&lt;rect x="0" y="32" width="840" height="16" fill="url(#bndf8eeb4)"/&gt;&lt;text x="420" y="25" text-anchor="middle" font-size="15" font-weight="700" fill="#ffffff" dominant-baseline="middle"&gt;Data Flow - Embedding and Indexing Strategy&lt;/text&gt;&lt;rect x="30" y="200" width="132" height="70" rx="12" fill="#059669"/&gt;&lt;circle cx="54" cy="224" r="15" fill="#ffffff"/&gt;&lt;text x="54" y="224" text-anchor="middle" font-size="13" font-weight="600" fill="#059669" dominant-baseline="middle"&gt;1&lt;/text&gt;&lt;text x="104" y="250" text-anchor="middle" font-size="10.5" font-weight="600" fill="#fff" dominant-baseline="middle"&gt;Security and Ac…&lt;/text&gt;&lt;rect x="192" y="200" width="132" height="70" rx="12" fill="#10b981"/&gt;&lt;circle cx="216" cy="224" r="15" fill="#ffffff"/&gt;&lt;text x="216" y="224" text-anchor="middle" font-size="13" font-weight="600" fill="#10b981" dominant-baseline="middle"&gt;2&lt;/text&gt;&lt;text x="266" y="250" text-anchor="middle" font-size="10.5" font-weight="600" fill="#fff" dominant-baseline="middle"&gt;Operating RAG i…&lt;/text&gt;&lt;line x1="162" y1="235" x2="192" y2="235" stroke="#94a3b8" stroke-width="2" marker-end="url(#ar)"/&gt;&lt;rect x="354" y="200" width="132" height="70" rx="12" fill="#34d399"/&gt;&lt;circle cx="378" cy="224" r="15" fill="#ffffff"/&gt;&lt;text x="378" y="224" text-anchor="middle" font-size="13" font-weight="600" fill="#34d399" dominant-baseline="middle"&gt;3&lt;/text&gt;&lt;text x="428" y="250" text-anchor="middle" font-size="10.5" font-weight="600" fill="#fff" dominant-baseline="middle"&gt;Failure Modes a…&lt;/text&gt;&lt;line x1="324" y1="235" x2="354" y2="235" stroke="#94a3b8" stroke-width="2" marker-end="url(#ar)"/&gt;&lt;rect x="516" y="200" width="132" height="70" rx="12" fill="#0d9488"/&gt;&lt;circle cx="540" cy="224" r="15" fill="#ffffff"/&gt;&lt;text x="540" y="224" text-anchor="middle" font-size="13" font-weight="600" fill="#0d9488" dominant-baseline="middle"&gt;4&lt;/text&gt;&lt;text x="590" y="250" text-anchor="middle" font-size="10.5" font-weight="600" fill="#fff" dominant-baseline="middle"&gt;The End-to-End …&lt;/text&gt;&lt;line x1="486" y1="235" x2="516" y2="235" stroke="#94a3b8" stroke-width="2" marker-end="url(#ar)"/&gt;&lt;rect x="678" y="200" width="132" height="70" rx="12" fill="#14b8a6"/&gt;&lt;circle cx="702" cy="224" r="15" fill="#ffffff"/&gt;&lt;text x="702" y="224" text-anchor="middle" font-size="13" font-weight="600" fill="#14b8a6" dominant-baseline="middle"&gt;5&lt;/text&gt;&lt;text x="752" y="250" text-anchor="middle" font-size="10.5" font-weight="600" fill="#fff" dominant-baseline="middle"&gt;Why RAG: Ground…&lt;/text&gt;&lt;line x1="648" y1="235" x2="678" y2="235" stroke="#94a3b8" stroke-width="2" marker-end="url(#ar)"/&gt;&lt;text x="28" y="446" text-anchor="start" font-size="9.5" font-weight="500" fill="#64748b" dominant-baseline="middle"&gt;RAG  •  Data Flow&lt;/text&gt;&lt;/svg&gt;</w:t>
+        <w:t>&lt;svg xmlns="http://www.w3.org/2000/svg" width="840" height="460" data-tpl="steps" data-pal="2-1" viewBox="0 0 840 460" font-family="Inter, Segoe UI, Arial, sans-serif"&gt;&lt;defs&gt;&lt;marker id="ar" markerWidth="9" markerHeight="9" refX="7" refY="3" orient="auto"&gt;&lt;path d="M0,0 L7,3 L0,6 z" fill="#94a3b8"/&gt;&lt;/marker&gt;&lt;marker id="arw" markerWidth="9" markerHeight="9" refX="7" refY="3" orient="auto"&gt;&lt;path d="M0,0 L7,3 L0,6 z" fill="#ffffff"/&gt;&lt;/marker&gt;&lt;filter id="sh" x="-20%" y="-20%" width="140%" height="140%"&gt;&lt;feDropShadow dx="0" dy="2" stdDeviation="3" flood-color="#0f172a" flood-opacity="0.16"/&gt;&lt;/filter&gt;&lt;/defs&gt;&lt;defs&gt;&lt;linearGradient id="bndf8eeb4" x1="0" y1="0" x2="1" y2="0"&gt;&lt;stop offset="0" stop-color="#059669"/&gt;&lt;stop offset="1" stop-color="#10b981"/&gt;&lt;/linearGradient&gt;&lt;/defs&gt;&lt;rect width="840" height="460" rx="14" fill="#ffffff"/&gt;&lt;rect x="0" y="0" width="840" height="48" rx="14" fill="url(#bndf8eeb4)"/&gt;&lt;rect x="0" y="32" width="840" height="16" fill="url(#bndf8eeb4)"/&gt;&lt;text x="420" y="25" text-anchor="middle" font-size="14.5" font-weight="700" fill="#ffffff" dominant-baseline="middle"&gt;Data Flow - Embedding and Indexing Strategy&lt;/text&gt;&lt;rect x="30" y="200" width="132" height="70" rx="12" fill="#059669"/&gt;&lt;circle cx="54" cy="224" r="15" fill="#ffffff"/&gt;&lt;text x="54" y="224" text-anchor="middle" font-size="13" font-weight="600" fill="#059669" dominant-baseline="middle"&gt;1&lt;/text&gt;&lt;text x="96" y="242" text-anchor="middle" font-size="10.5" font-weight="600" fill="#fff" dominant-baseline="middle"&gt;Security and&lt;/text&gt;&lt;text x="96" y="254" text-anchor="middle" font-size="10.5" font-weight="600" fill="#fff" dominant-baseline="middle"&gt;Access Control in&lt;/text&gt;&lt;rect x="192" y="200" width="132" height="70" rx="12" fill="#10b981"/&gt;&lt;circle cx="216" cy="224" r="15" fill="#ffffff"/&gt;&lt;text x="216" y="224" text-anchor="middle" font-size="13" font-weight="600" fill="#10b981" dominant-baseline="middle"&gt;2&lt;/text&gt;&lt;text x="258" y="242" text-anchor="middle" font-size="10.5" font-weight="600" fill="#fff" dominant-baseline="middle"&gt;Operating RAG in&lt;/text&gt;&lt;text x="258" y="254" text-anchor="middle" font-size="10.5" font-weight="600" fill="#fff" dominant-baseline="middle"&gt;Production&lt;/text&gt;&lt;line x1="162" y1="235" x2="192" y2="235" stroke="#94a3b8" stroke-width="2" marker-end="url(#ar)"/&gt;&lt;rect x="354" y="200" width="132" height="70" rx="12" fill="#34d399"/&gt;&lt;circle cx="378" cy="224" r="15" fill="#ffffff"/&gt;&lt;text x="378" y="224" text-anchor="middle" font-size="13" font-weight="600" fill="#34d399" dominant-baseline="middle"&gt;3&lt;/text&gt;&lt;text x="420" y="242" text-anchor="middle" font-size="10.5" font-weight="600" fill="#fff" dominant-baseline="middle"&gt;Failure Modes and&lt;/text&gt;&lt;text x="420" y="254" text-anchor="middle" font-size="10.5" font-weight="600" fill="#fff" dominant-baseline="middle"&gt;Debugging&lt;/text&gt;&lt;line x1="324" y1="235" x2="354" y2="235" stroke="#94a3b8" stroke-width="2" marker-end="url(#ar)"/&gt;&lt;rect x="516" y="200" width="132" height="70" rx="12" fill="#0d9488"/&gt;&lt;circle cx="540" cy="224" r="15" fill="#ffffff"/&gt;&lt;text x="540" y="224" text-anchor="middle" font-size="13" font-weight="600" fill="#0d9488" dominant-baseline="middle"&gt;4&lt;/text&gt;&lt;text x="582" y="242" text-anchor="middle" font-size="10.5" font-weight="600" fill="#fff" dominant-baseline="middle"&gt;The End-to-End RAG&lt;/text&gt;&lt;text x="582" y="254" text-anchor="middle" font-size="10.5" font-weight="600" fill="#fff" dominant-baseline="middle"&gt;Reference&lt;/text&gt;&lt;line x1="486" y1="235" x2="516" y2="235" stroke="#94a3b8" stroke-width="2" marker-end="url(#ar)"/&gt;&lt;rect x="678" y="200" width="132" height="70" rx="12" fill="#14b8a6"/&gt;&lt;circle cx="702" cy="224" r="15" fill="#ffffff"/&gt;&lt;text x="702" y="224" text-anchor="middle" font-size="13" font-weight="600" fill="#14b8a6" dominant-baseline="middle"&gt;5&lt;/text&gt;&lt;text x="744" y="242" text-anchor="middle" font-size="10.5" font-weight="600" fill="#fff" dominant-baseline="middle"&gt;Why RAG: Grounding&lt;/text&gt;&lt;text x="744" y="254" text-anchor="middle" font-size="10.5" font-weight="600" fill="#fff" dominant-baseline="middle"&gt;and Freshness&lt;/text&gt;&lt;line x1="648" y1="235" x2="678" y2="235" stroke="#94a3b8" stroke-width="2" marker-end="url(#ar)"/&gt;&lt;text x="28" y="446" text-anchor="start" font-size="9.5" font-weight="500" fill="#64748b" dominant-baseline="middle"&gt;RAG  •  Data Flow&lt;/text&gt;&lt;/svg&gt;</w:t>
       </w:r>
     </w:p>
     <w:p>
@@ -6226,7 +6226,7 @@
           <w:rFonts w:ascii="Consolas" w:hAnsi="Consolas"/>
           <w:sz w:val="16"/>
         </w:rPr>
-        <w:t>&lt;svg xmlns="http://www.w3.org/2000/svg" width="840" height="460" data-tpl="concentric" data-pal="7-3" viewBox="0 0 840 460" font-family="Inter, Segoe UI, Arial, sans-serif"&gt;&lt;defs&gt;&lt;marker id="ar" markerWidth="9" markerHeight="9" refX="7" refY="3" orient="auto"&gt;&lt;path d="M0,0 L7,3 L0,6 z" fill="#94a3b8"/&gt;&lt;/marker&gt;&lt;marker id="arw" markerWidth="9" markerHeight="9" refX="7" refY="3" orient="auto"&gt;&lt;path d="M0,0 L7,3 L0,6 z" fill="#ffffff"/&gt;&lt;/marker&gt;&lt;filter id="sh" x="-20%" y="-20%" width="140%" height="140%"&gt;&lt;feDropShadow dx="0" dy="2" stdDeviation="3" flood-color="#0f172a" flood-opacity="0.16"/&gt;&lt;/filter&gt;&lt;/defs&gt;&lt;defs&gt;&lt;linearGradient id="bnab050fa" x1="0" y1="0" x2="1" y2="0"&gt;&lt;stop offset="0" stop-color="#a21caf"/&gt;&lt;stop offset="1" stop-color="#c026d3"/&gt;&lt;/linearGradient&gt;&lt;/defs&gt;&lt;rect width="840" height="460" rx="14" fill="#ffffff"/&gt;&lt;rect x="0" y="0" width="840" height="48" rx="14" fill="url(#bnab050fa)"/&gt;&lt;rect x="0" y="32" width="840" height="16" fill="url(#bnab050fa)"/&gt;&lt;text x="420" y="25" text-anchor="middle" font-size="15" font-weight="700" fill="#ffffff" dominant-baseline="middle"&gt;Security Architecture - Evaluation of RAG Systems&lt;/text&gt;&lt;circle cx="420.0" cy="238.0" r="150" fill="#a21caf"/&gt;&lt;text x="420" y="106" text-anchor="middle" font-size="11" font-weight="600" fill="#fff" dominant-baseline="middle"&gt;Prompt Assembly and C…&lt;/text&gt;&lt;circle cx="420.0" cy="238.0" r="116" fill="#c026d3"/&gt;&lt;text x="420" y="140" text-anchor="middle" font-size="11" font-weight="600" fill="#fff" dominant-baseline="middle"&gt;Advanced RAG Patterns&lt;/text&gt;&lt;circle cx="420.0" cy="238.0" r="82" fill="#d946ef"/&gt;&lt;text x="420" y="174" text-anchor="middle" font-size="11" font-weight="600" fill="#fff" dominant-baseline="middle"&gt;Evaluation of RAG Sys…&lt;/text&gt;&lt;circle cx="420.0" cy="238.0" r="48" fill="#6b21a8"/&gt;&lt;text x="420" y="208" text-anchor="middle" font-size="11" font-weight="600" fill="#fff" dominant-baseline="middle"&gt;Handling Tables, Imag…&lt;/text&gt;&lt;text x="28" y="446" text-anchor="start" font-size="9.5" font-weight="500" fill="#64748b" dominant-baseline="middle"&gt;RAG  •  Security Architecture&lt;/text&gt;&lt;/svg&gt;</w:t>
+        <w:t>&lt;svg xmlns="http://www.w3.org/2000/svg" width="840" height="460" data-tpl="concentric" data-pal="7-3" viewBox="0 0 840 460" font-family="Inter, Segoe UI, Arial, sans-serif"&gt;&lt;defs&gt;&lt;marker id="ar" markerWidth="9" markerHeight="9" refX="7" refY="3" orient="auto"&gt;&lt;path d="M0,0 L7,3 L0,6 z" fill="#94a3b8"/&gt;&lt;/marker&gt;&lt;marker id="arw" markerWidth="9" markerHeight="9" refX="7" refY="3" orient="auto"&gt;&lt;path d="M0,0 L7,3 L0,6 z" fill="#ffffff"/&gt;&lt;/marker&gt;&lt;filter id="sh" x="-20%" y="-20%" width="140%" height="140%"&gt;&lt;feDropShadow dx="0" dy="2" stdDeviation="3" flood-color="#0f172a" flood-opacity="0.16"/&gt;&lt;/filter&gt;&lt;/defs&gt;&lt;defs&gt;&lt;linearGradient id="bnab050fa" x1="0" y1="0" x2="1" y2="0"&gt;&lt;stop offset="0" stop-color="#a21caf"/&gt;&lt;stop offset="1" stop-color="#c026d3"/&gt;&lt;/linearGradient&gt;&lt;/defs&gt;&lt;rect width="840" height="460" rx="14" fill="#ffffff"/&gt;&lt;rect x="0" y="0" width="840" height="48" rx="14" fill="url(#bnab050fa)"/&gt;&lt;rect x="0" y="32" width="840" height="16" fill="url(#bnab050fa)"/&gt;&lt;text x="420" y="25" text-anchor="middle" font-size="14.5" font-weight="700" fill="#ffffff" dominant-baseline="middle"&gt;Security Architecture - Evaluation of RAG Systems&lt;/text&gt;&lt;circle cx="420.0" cy="238.0" r="150" fill="#a21caf"/&gt;&lt;text x="420" y="110" text-anchor="middle" font-size="11" font-weight="600" fill="#fff" dominant-baseline="middle"&gt;Prompt Assembly and Citation&lt;/text&gt;&lt;circle cx="420.0" cy="238.0" r="116" fill="#c026d3"/&gt;&lt;text x="420" y="144" text-anchor="middle" font-size="11" font-weight="600" fill="#fff" dominant-baseline="middle"&gt;Advanced RAG Patterns&lt;/text&gt;&lt;circle cx="420.0" cy="238.0" r="82" fill="#d946ef"/&gt;&lt;text x="420" y="178" text-anchor="middle" font-size="11" font-weight="600" fill="#fff" dominant-baseline="middle"&gt;Evaluation of RAG Systems&lt;/text&gt;&lt;circle cx="420.0" cy="238.0" r="48" fill="#6b21a8"/&gt;&lt;text x="420" y="206" text-anchor="middle" font-size="11" font-weight="600" fill="#fff" dominant-baseline="middle"&gt;Handling Tables, Images and&lt;/text&gt;&lt;text x="420" y="218" text-anchor="middle" font-size="11" font-weight="600" fill="#fff" dominant-baseline="middle"&gt;Code&lt;/text&gt;&lt;text x="28" y="446" text-anchor="start" font-size="9.5" font-weight="500" fill="#64748b" dominant-baseline="middle"&gt;RAG  •  Security Architecture&lt;/text&gt;&lt;/svg&gt;</w:t>
       </w:r>
     </w:p>
     <w:p>
@@ -8705,7 +8705,7 @@
           <w:rFonts w:ascii="Consolas" w:hAnsi="Consolas"/>
           <w:sz w:val="16"/>
         </w:rPr>
-        <w:t>&lt;svg xmlns="http://www.w3.org/2000/svg" width="840" height="460" data-tpl="steps" data-pal="3-3" viewBox="0 0 840 460" font-family="Inter, Segoe UI, Arial, sans-serif"&gt;&lt;defs&gt;&lt;marker id="ar" markerWidth="9" markerHeight="9" refX="7" refY="3" orient="auto"&gt;&lt;path d="M0,0 L7,3 L0,6 z" fill="#94a3b8"/&gt;&lt;/marker&gt;&lt;marker id="arw" markerWidth="9" markerHeight="9" refX="7" refY="3" orient="auto"&gt;&lt;path d="M0,0 L7,3 L0,6 z" fill="#ffffff"/&gt;&lt;/marker&gt;&lt;filter id="sh" x="-20%" y="-20%" width="140%" height="140%"&gt;&lt;feDropShadow dx="0" dy="2" stdDeviation="3" flood-color="#0f172a" flood-opacity="0.16"/&gt;&lt;/filter&gt;&lt;/defs&gt;&lt;defs&gt;&lt;linearGradient id="bn91dbfbf" x1="0" y1="0" x2="1" y2="0"&gt;&lt;stop offset="0" stop-color="#ea580c"/&gt;&lt;stop offset="1" stop-color="#f97316"/&gt;&lt;/linearGradient&gt;&lt;/defs&gt;&lt;rect width="840" height="460" rx="14" fill="#ffffff"/&gt;&lt;rect x="0" y="0" width="840" height="48" rx="14" fill="url(#bn91dbfbf)"/&gt;&lt;rect x="0" y="32" width="840" height="16" fill="url(#bn91dbfbf)"/&gt;&lt;text x="420" y="25" text-anchor="middle" font-size="15" font-weight="700" fill="#ffffff" dominant-baseline="middle"&gt;DevOps Pipeline - Security and Access Control in RAG&lt;/text&gt;&lt;rect x="30" y="200" width="132" height="70" rx="12" fill="#ea580c"/&gt;&lt;circle cx="54" cy="224" r="15" fill="#ffffff"/&gt;&lt;text x="54" y="224" text-anchor="middle" font-size="13" font-weight="600" fill="#ea580c" dominant-baseline="middle"&gt;1&lt;/text&gt;&lt;text x="104" y="250" text-anchor="middle" font-size="10.5" font-weight="600" fill="#fff" dominant-baseline="middle"&gt;Prompt Assembly…&lt;/text&gt;&lt;rect x="192" y="200" width="132" height="70" rx="12" fill="#f97316"/&gt;&lt;circle cx="216" cy="224" r="15" fill="#ffffff"/&gt;&lt;text x="216" y="224" text-anchor="middle" font-size="13" font-weight="600" fill="#f97316" dominant-baseline="middle"&gt;2&lt;/text&gt;&lt;text x="266" y="250" text-anchor="middle" font-size="10.5" font-weight="600" fill="#fff" dominant-baseline="middle"&gt;Advanced RAG Pa…&lt;/text&gt;&lt;line x1="162" y1="235" x2="192" y2="235" stroke="#94a3b8" stroke-width="2" marker-end="url(#ar)"/&gt;&lt;rect x="354" y="200" width="132" height="70" rx="12" fill="#fb923c"/&gt;&lt;circle cx="378" cy="224" r="15" fill="#ffffff"/&gt;&lt;text x="378" y="224" text-anchor="middle" font-size="13" font-weight="600" fill="#fb923c" dominant-baseline="middle"&gt;3&lt;/text&gt;&lt;text x="428" y="250" text-anchor="middle" font-size="10.5" font-weight="600" fill="#fff" dominant-baseline="middle"&gt;Evaluation of R…&lt;/text&gt;&lt;line x1="324" y1="235" x2="354" y2="235" stroke="#94a3b8" stroke-width="2" marker-end="url(#ar)"/&gt;&lt;rect x="516" y="200" width="132" height="70" rx="12" fill="#b45309"/&gt;&lt;circle cx="540" cy="224" r="15" fill="#ffffff"/&gt;&lt;text x="540" y="224" text-anchor="middle" font-size="13" font-weight="600" fill="#b45309" dominant-baseline="middle"&gt;4&lt;/text&gt;&lt;text x="590" y="250" text-anchor="middle" font-size="10.5" font-weight="600" fill="#fff" dominant-baseline="middle"&gt;Handling Tables…&lt;/text&gt;&lt;line x1="486" y1="235" x2="516" y2="235" stroke="#94a3b8" stroke-width="2" marker-end="url(#ar)"/&gt;&lt;rect x="678" y="200" width="132" height="70" rx="12" fill="#d97706"/&gt;&lt;circle cx="702" cy="224" r="15" fill="#ffffff"/&gt;&lt;text x="702" y="224" text-anchor="middle" font-size="13" font-weight="600" fill="#d97706" dominant-baseline="middle"&gt;5&lt;/text&gt;&lt;text x="752" y="250" text-anchor="middle" font-size="10.5" font-weight="600" fill="#fff" dominant-baseline="middle"&gt;Caching and Cos…&lt;/text&gt;&lt;line x1="648" y1="235" x2="678" y2="235" stroke="#94a3b8" stroke-width="2" marker-end="url(#ar)"/&gt;&lt;text x="28" y="446" text-anchor="start" font-size="9.5" font-weight="500" fill="#64748b" dominant-baseline="middle"&gt;RAG  •  DevOps Pipeline&lt;/text&gt;&lt;/svg&gt;</w:t>
+        <w:t>&lt;svg xmlns="http://www.w3.org/2000/svg" width="840" height="460" data-tpl="steps" data-pal="3-3" viewBox="0 0 840 460" font-family="Inter, Segoe UI, Arial, sans-serif"&gt;&lt;defs&gt;&lt;marker id="ar" markerWidth="9" markerHeight="9" refX="7" refY="3" orient="auto"&gt;&lt;path d="M0,0 L7,3 L0,6 z" fill="#94a3b8"/&gt;&lt;/marker&gt;&lt;marker id="arw" markerWidth="9" markerHeight="9" refX="7" refY="3" orient="auto"&gt;&lt;path d="M0,0 L7,3 L0,6 z" fill="#ffffff"/&gt;&lt;/marker&gt;&lt;filter id="sh" x="-20%" y="-20%" width="140%" height="140%"&gt;&lt;feDropShadow dx="0" dy="2" stdDeviation="3" flood-color="#0f172a" flood-opacity="0.16"/&gt;&lt;/filter&gt;&lt;/defs&gt;&lt;defs&gt;&lt;linearGradient id="bn91dbfbf" x1="0" y1="0" x2="1" y2="0"&gt;&lt;stop offset="0" stop-color="#ea580c"/&gt;&lt;stop offset="1" stop-color="#f97316"/&gt;&lt;/linearGradient&gt;&lt;/defs&gt;&lt;rect width="840" height="460" rx="14" fill="#ffffff"/&gt;&lt;rect x="0" y="0" width="840" height="48" rx="14" fill="url(#bn91dbfbf)"/&gt;&lt;rect x="0" y="32" width="840" height="16" fill="url(#bn91dbfbf)"/&gt;&lt;text x="420" y="25" text-anchor="middle" font-size="14.5" font-weight="700" fill="#ffffff" dominant-baseline="middle"&gt;DevOps Pipeline - Security and Access Control in RAG&lt;/text&gt;&lt;rect x="30" y="200" width="132" height="70" rx="12" fill="#ea580c"/&gt;&lt;circle cx="54" cy="224" r="15" fill="#ffffff"/&gt;&lt;text x="54" y="224" text-anchor="middle" font-size="13" font-weight="600" fill="#ea580c" dominant-baseline="middle"&gt;1&lt;/text&gt;&lt;text x="96" y="242" text-anchor="middle" font-size="10.5" font-weight="600" fill="#fff" dominant-baseline="middle"&gt;Prompt Assembly&lt;/text&gt;&lt;text x="96" y="254" text-anchor="middle" font-size="10.5" font-weight="600" fill="#fff" dominant-baseline="middle"&gt;and Citation&lt;/text&gt;&lt;rect x="192" y="200" width="132" height="70" rx="12" fill="#f97316"/&gt;&lt;circle cx="216" cy="224" r="15" fill="#ffffff"/&gt;&lt;text x="216" y="224" text-anchor="middle" font-size="13" font-weight="600" fill="#f97316" dominant-baseline="middle"&gt;2&lt;/text&gt;&lt;text x="258" y="242" text-anchor="middle" font-size="10.5" font-weight="600" fill="#fff" dominant-baseline="middle"&gt;Advanced RAG&lt;/text&gt;&lt;text x="258" y="254" text-anchor="middle" font-size="10.5" font-weight="600" fill="#fff" dominant-baseline="middle"&gt;Patterns&lt;/text&gt;&lt;line x1="162" y1="235" x2="192" y2="235" stroke="#94a3b8" stroke-width="2" marker-end="url(#ar)"/&gt;&lt;rect x="354" y="200" width="132" height="70" rx="12" fill="#fb923c"/&gt;&lt;circle cx="378" cy="224" r="15" fill="#ffffff"/&gt;&lt;text x="378" y="224" text-anchor="middle" font-size="13" font-weight="600" fill="#fb923c" dominant-baseline="middle"&gt;3&lt;/text&gt;&lt;text x="420" y="242" text-anchor="middle" font-size="10.5" font-weight="600" fill="#fff" dominant-baseline="middle"&gt;Evaluation of RAG&lt;/text&gt;&lt;text x="420" y="254" text-anchor="middle" font-size="10.5" font-weight="600" fill="#fff" dominant-baseline="middle"&gt;Systems&lt;/text&gt;&lt;line x1="324" y1="235" x2="354" y2="235" stroke="#94a3b8" stroke-width="2" marker-end="url(#ar)"/&gt;&lt;rect x="516" y="200" width="132" height="70" rx="12" fill="#b45309"/&gt;&lt;circle cx="540" cy="224" r="15" fill="#ffffff"/&gt;&lt;text x="540" y="224" text-anchor="middle" font-size="13" font-weight="600" fill="#b45309" dominant-baseline="middle"&gt;4&lt;/text&gt;&lt;text x="582" y="242" text-anchor="middle" font-size="10.5" font-weight="600" fill="#fff" dominant-baseline="middle"&gt;Handling Tables,&lt;/text&gt;&lt;text x="582" y="254" text-anchor="middle" font-size="10.5" font-weight="600" fill="#fff" dominant-baseline="middle"&gt;Images and Code&lt;/text&gt;&lt;line x1="486" y1="235" x2="516" y2="235" stroke="#94a3b8" stroke-width="2" marker-end="url(#ar)"/&gt;&lt;rect x="678" y="200" width="132" height="70" rx="12" fill="#d97706"/&gt;&lt;circle cx="702" cy="224" r="15" fill="#ffffff"/&gt;&lt;text x="702" y="224" text-anchor="middle" font-size="13" font-weight="600" fill="#d97706" dominant-baseline="middle"&gt;5&lt;/text&gt;&lt;text x="744" y="242" text-anchor="middle" font-size="10.5" font-weight="600" fill="#fff" dominant-baseline="middle"&gt;Caching and Cost&lt;/text&gt;&lt;text x="744" y="254" text-anchor="middle" font-size="10.5" font-weight="600" fill="#fff" dominant-baseline="middle"&gt;Optimisation&lt;/text&gt;&lt;line x1="648" y1="235" x2="678" y2="235" stroke="#94a3b8" stroke-width="2" marker-end="url(#ar)"/&gt;&lt;text x="28" y="446" text-anchor="start" font-size="9.5" font-weight="500" fill="#64748b" dominant-baseline="middle"&gt;RAG  •  DevOps Pipeline&lt;/text&gt;&lt;/svg&gt;</w:t>
       </w:r>
     </w:p>
     <w:p>
@@ -11322,7 +11322,7 @@
           <w:rFonts w:ascii="Consolas" w:hAnsi="Consolas"/>
           <w:sz w:val="16"/>
         </w:rPr>
-        <w:t>&lt;svg xmlns="http://www.w3.org/2000/svg" width="840" height="460" data-tpl="swimlane" data-pal="2-4" viewBox="0 0 840 460" font-family="Inter, Segoe UI, Arial, sans-serif"&gt;&lt;defs&gt;&lt;marker id="ar" markerWidth="9" markerHeight="9" refX="7" refY="3" orient="auto"&gt;&lt;path d="M0,0 L7,3 L0,6 z" fill="#94a3b8"/&gt;&lt;/marker&gt;&lt;marker id="arw" markerWidth="9" markerHeight="9" refX="7" refY="3" orient="auto"&gt;&lt;path d="M0,0 L7,3 L0,6 z" fill="#ffffff"/&gt;&lt;/marker&gt;&lt;filter id="sh" x="-20%" y="-20%" width="140%" height="140%"&gt;&lt;feDropShadow dx="0" dy="2" stdDeviation="3" flood-color="#0f172a" flood-opacity="0.16"/&gt;&lt;/filter&gt;&lt;/defs&gt;&lt;defs&gt;&lt;linearGradient id="bn962aa48" x1="0" y1="0" x2="1" y2="0"&gt;&lt;stop offset="0" stop-color="#0d9488"/&gt;&lt;stop offset="1" stop-color="#14b8a6"/&gt;&lt;/linearGradient&gt;&lt;/defs&gt;&lt;rect width="840" height="460" rx="14" fill="#ffffff"/&gt;&lt;rect x="0" y="0" width="840" height="48" rx="14" fill="url(#bn962aa48)"/&gt;&lt;rect x="0" y="32" width="840" height="16" fill="url(#bn962aa48)"/&gt;&lt;text x="420" y="25" text-anchor="middle" font-size="15" font-weight="700" fill="#ffffff" dominant-baseline="middle"&gt;Operating Model - The End-to-End RAG Reference Architecture&lt;/text&gt;&lt;rect x="28" y="64" width="784" height="90" rx="10" fill="#f8fafc" stroke="#e2e8f0" stroke-width="1"/&gt;&lt;text x="40" y="109" text-anchor="start" font-size="11" font-weight="700" fill="#64748b" dominant-baseline="middle"&gt;Business&lt;/text&gt;&lt;rect x="158" y="82" width="140" height="54" rx="11" fill="#0d9488" filter="url(#sh)"/&gt;&lt;text x="228" y="109" text-anchor="middle" font-size="10.5" font-weight="600" fill="#ffffff" dominant-baseline="middle"&gt;Prompt Assembly and Cit…&lt;/text&gt;&lt;rect x="318" y="82" width="140" height="54" rx="11" fill="#14b8a6" filter="url(#sh)"/&gt;&lt;text x="388" y="109" text-anchor="middle" font-size="10.5" font-weight="600" fill="#ffffff" dominant-baseline="middle"&gt;Advanced RAG Patterns&lt;/text&gt;&lt;line x1="298" y1="109" x2="318" y2="109" stroke="#94a3b8" stroke-width="2" marker-end="url(#ar)"/&gt;&lt;rect x="478" y="82" width="140" height="54" rx="11" fill="#047857" filter="url(#sh)"/&gt;&lt;text x="548" y="109" text-anchor="middle" font-size="10.5" font-weight="600" fill="#ffffff" dominant-baseline="middle"&gt;Evaluation of RAG Syste…&lt;/text&gt;&lt;line x1="458" y1="109" x2="478" y2="109" stroke="#94a3b8" stroke-width="2" marker-end="url(#ar)"/&gt;&lt;rect x="638" y="82" width="140" height="54" rx="11" fill="#059669" filter="url(#sh)"/&gt;&lt;text x="708" y="109" text-anchor="middle" font-size="10.5" font-weight="600" fill="#ffffff" dominant-baseline="middle"&gt;Handling Tables, Images…&lt;/text&gt;&lt;line x1="618" y1="109" x2="638" y2="109" stroke="#94a3b8" stroke-width="2" marker-end="url(#ar)"/&gt;&lt;rect x="28" y="164" width="784" height="90" rx="10" fill="#f8fafc" stroke="#e2e8f0" stroke-width="1"/&gt;&lt;text x="40" y="209" text-anchor="start" font-size="11" font-weight="700" fill="#64748b" dominant-baseline="middle"&gt;Application&lt;/text&gt;&lt;rect x="158" y="182" width="140" height="54" rx="11" fill="#14b8a6" filter="url(#sh)"/&gt;&lt;text x="228" y="209" text-anchor="middle" font-size="10.5" font-weight="600" fill="#ffffff" dominant-baseline="middle"&gt;Security and Access Con…&lt;/text&gt;&lt;rect x="318" y="182" width="140" height="54" rx="11" fill="#047857" filter="url(#sh)"/&gt;&lt;text x="388" y="209" text-anchor="middle" font-size="10.5" font-weight="600" fill="#ffffff" dominant-baseline="middle"&gt;Operating RAG in Produc…&lt;/text&gt;&lt;line x1="298" y1="209" x2="318" y2="209" stroke="#94a3b8" stroke-width="2" marker-end="url(#ar)"/&gt;&lt;rect x="478" y="182" width="140" height="54" rx="11" fill="#059669" filter="url(#sh)"/&gt;&lt;text x="548" y="209" text-anchor="middle" font-size="10.5" font-weight="600" fill="#ffffff" dominant-baseline="middle"&gt;Failure Modes and Debug…&lt;/text&gt;&lt;line x1="458" y1="209" x2="478" y2="209" stroke="#94a3b8" stroke-width="2" marker-end="url(#ar)"/&gt;&lt;rect x="638" y="182" width="140" height="54" rx="11" fill="#10b981" filter="url(#sh)"/&gt;&lt;text x="708" y="209" text-anchor="middle" font-size="10.5" font-weight="600" fill="#ffffff" dominant-baseline="middle"&gt;The End-to-End RAG Refe…&lt;/text&gt;&lt;line x1="618" y1="209" x2="638" y2="209" stroke="#94a3b8" stroke-width="2" marker-end="url(#ar)"/&gt;&lt;rect x="28" y="264" width="784" height="90" rx="10" fill="#f8fafc" stroke="#e2e8f0" stroke-width="1"/&gt;&lt;text x="40" y="309" text-anchor="start" font-size="11" font-weight="700" fill="#64748b" dominant-baseline="middle"&gt;Data&lt;/text&gt;&lt;rect x="158" y="282" width="140" height="54" rx="11" fill="#047857" filter="url(#sh)"/&gt;&lt;text x="228" y="309" text-anchor="middle" font-size="10.5" font-weight="600" fill="#ffffff" dominant-baseline="middle"&gt;Advanced RAG Patterns&lt;/text&gt;&lt;rect x="318" y="282" width="140" height="54" rx="11" fill="#059669" filter="url(#sh)"/&gt;&lt;text x="388" y="309" text-anchor="middle" font-size="10.5" font-weight="600" fill="#ffffff" dominant-baseline="middle"&gt;Evaluation of RAG Syste…&lt;/text&gt;&lt;line x1="298" y1="309" x2="318" y2="309" stroke="#94a3b8" stroke-width="2" marker-end="url(#ar)"/&gt;&lt;rect x="478" y="282" width="140" height="54" rx="11" fill="#10b981" filter="url(#sh)"/&gt;&lt;text x="548" y="309" text-anchor="middle" font-size="10.5" font-weight="600" fill="#ffffff" dominant-baseline="middle"&gt;Handling Tables, Images…&lt;/text&gt;&lt;line x1="458" y1="309" x2="478" y2="309" stroke="#94a3b8" stroke-width="2" marker-end="url(#ar)"/&gt;&lt;rect x="638" y="282" width="140" height="54" rx="11" fill="#34d399" filter="url(#sh)"/&gt;&lt;text x="708" y="309" text-anchor="middle" font-size="10.5" font-weight="600" fill="#ffffff" dominant-baseline="middle"&gt;Caching and Cost Optimi…&lt;/text&gt;&lt;line x1="618" y1="309" x2="638" y2="309" stroke="#94a3b8" stroke-width="2" marker-end="url(#ar)"/&gt;&lt;text x="28" y="446" text-anchor="start" font-size="9.5" font-weight="500" fill="#64748b" dominant-baseline="middle"&gt;RAG  •  Operating Model&lt;/text&gt;&lt;/svg&gt;</w:t>
+        <w:t>&lt;svg xmlns="http://www.w3.org/2000/svg" width="840" height="460" data-tpl="swimlane" data-pal="2-4" viewBox="0 0 840 460" font-family="Inter, Segoe UI, Arial, sans-serif"&gt;&lt;defs&gt;&lt;marker id="ar" markerWidth="9" markerHeight="9" refX="7" refY="3" orient="auto"&gt;&lt;path d="M0,0 L7,3 L0,6 z" fill="#94a3b8"/&gt;&lt;/marker&gt;&lt;marker id="arw" markerWidth="9" markerHeight="9" refX="7" refY="3" orient="auto"&gt;&lt;path d="M0,0 L7,3 L0,6 z" fill="#ffffff"/&gt;&lt;/marker&gt;&lt;filter id="sh" x="-20%" y="-20%" width="140%" height="140%"&gt;&lt;feDropShadow dx="0" dy="2" stdDeviation="3" flood-color="#0f172a" flood-opacity="0.16"/&gt;&lt;/filter&gt;&lt;/defs&gt;&lt;defs&gt;&lt;linearGradient id="bn962aa48" x1="0" y1="0" x2="1" y2="0"&gt;&lt;stop offset="0" stop-color="#0d9488"/&gt;&lt;stop offset="1" stop-color="#14b8a6"/&gt;&lt;/linearGradient&gt;&lt;/defs&gt;&lt;rect width="840" height="460" rx="14" fill="#ffffff"/&gt;&lt;rect x="0" y="0" width="840" height="48" rx="14" fill="url(#bn962aa48)"/&gt;&lt;rect x="0" y="32" width="840" height="16" fill="url(#bn962aa48)"/&gt;&lt;text x="420" y="25" text-anchor="middle" font-size="14.5" font-weight="700" fill="#ffffff" dominant-baseline="middle"&gt;Operating Model - The End-to-End RAG Reference Architecture&lt;/text&gt;&lt;rect x="28" y="64" width="784" height="90" rx="10" fill="#f8fafc" stroke="#e2e8f0" stroke-width="1"/&gt;&lt;text x="40" y="109" text-anchor="start" font-size="11" font-weight="700" fill="#64748b" dominant-baseline="middle"&gt;Business&lt;/text&gt;&lt;rect x="158" y="82" width="140" height="54" rx="11" fill="#0d9488" filter="url(#sh)"/&gt;&lt;text x="228" y="104" text-anchor="middle" font-size="9.0" font-weight="600" fill="#ffffff" dominant-baseline="middle"&gt;Prompt Assembly and&lt;/text&gt;&lt;text x="228" y="114" text-anchor="middle" font-size="9.0" font-weight="600" fill="#ffffff" dominant-baseline="middle"&gt;Citation&lt;/text&gt;&lt;rect x="318" y="82" width="140" height="54" rx="11" fill="#14b8a6" filter="url(#sh)"/&gt;&lt;text x="388" y="109" text-anchor="middle" font-size="10.5" font-weight="600" fill="#ffffff" dominant-baseline="middle"&gt;Advanced RAG Patterns&lt;/text&gt;&lt;line x1="298" y1="109" x2="318" y2="109" stroke="#94a3b8" stroke-width="2" marker-end="url(#ar)"/&gt;&lt;rect x="478" y="82" width="140" height="54" rx="11" fill="#047857" filter="url(#sh)"/&gt;&lt;text x="548" y="109" text-anchor="middle" font-size="9.0" font-weight="600" fill="#ffffff" dominant-baseline="middle"&gt;Evaluation of RAG Systems&lt;/text&gt;&lt;line x1="458" y1="109" x2="478" y2="109" stroke="#94a3b8" stroke-width="2" marker-end="url(#ar)"/&gt;&lt;rect x="638" y="82" width="140" height="54" rx="11" fill="#059669" filter="url(#sh)"/&gt;&lt;text x="708" y="104" text-anchor="middle" font-size="9.0" font-weight="600" fill="#ffffff" dominant-baseline="middle"&gt;Handling Tables, Images&lt;/text&gt;&lt;text x="708" y="114" text-anchor="middle" font-size="9.0" font-weight="600" fill="#ffffff" dominant-baseline="middle"&gt;and Code&lt;/text&gt;&lt;line x1="618" y1="109" x2="638" y2="109" stroke="#94a3b8" stroke-width="2" marker-end="url(#ar)"/&gt;&lt;rect x="28" y="164" width="784" height="90" rx="10" fill="#f8fafc" stroke="#e2e8f0" stroke-width="1"/&gt;&lt;text x="40" y="209" text-anchor="start" font-size="11" font-weight="700" fill="#64748b" dominant-baseline="middle"&gt;Application&lt;/text&gt;&lt;rect x="158" y="182" width="140" height="54" rx="11" fill="#14b8a6" filter="url(#sh)"/&gt;&lt;text x="228" y="204" text-anchor="middle" font-size="9.0" font-weight="600" fill="#ffffff" dominant-baseline="middle"&gt;Security and Access&lt;/text&gt;&lt;text x="228" y="214" text-anchor="middle" font-size="9.0" font-weight="600" fill="#ffffff" dominant-baseline="middle"&gt;Control in RAG&lt;/text&gt;&lt;rect x="318" y="182" width="140" height="54" rx="11" fill="#047857" filter="url(#sh)"/&gt;&lt;text x="388" y="204" text-anchor="middle" font-size="9.0" font-weight="600" fill="#ffffff" dominant-baseline="middle"&gt;Operating RAG in&lt;/text&gt;&lt;text x="388" y="214" text-anchor="middle" font-size="9.0" font-weight="600" fill="#ffffff" dominant-baseline="middle"&gt;Production&lt;/text&gt;&lt;line x1="298" y1="209" x2="318" y2="209" stroke="#94a3b8" stroke-width="2" marker-end="url(#ar)"/&gt;&lt;rect x="478" y="182" width="140" height="54" rx="11" fill="#059669" filter="url(#sh)"/&gt;&lt;text x="548" y="204" text-anchor="middle" font-size="9.0" font-weight="600" fill="#ffffff" dominant-baseline="middle"&gt;Failure Modes and&lt;/text&gt;&lt;text x="548" y="214" text-anchor="middle" font-size="9.0" font-weight="600" fill="#ffffff" dominant-baseline="middle"&gt;Debugging&lt;/text&gt;&lt;line x1="458" y1="209" x2="478" y2="209" stroke="#94a3b8" stroke-width="2" marker-end="url(#ar)"/&gt;&lt;rect x="638" y="182" width="140" height="54" rx="11" fill="#10b981" filter="url(#sh)"/&gt;&lt;text x="708" y="204" text-anchor="middle" font-size="9.0" font-weight="600" fill="#ffffff" dominant-baseline="middle"&gt;The End-to-End RAG&lt;/text&gt;&lt;text x="708" y="214" text-anchor="middle" font-size="9.0" font-weight="600" fill="#ffffff" dominant-baseline="middle"&gt;Reference Architecture&lt;/text&gt;&lt;line x1="618" y1="209" x2="638" y2="209" stroke="#94a3b8" stroke-width="2" marker-end="url(#ar)"/&gt;&lt;rect x="28" y="264" width="784" height="90" rx="10" fill="#f8fafc" stroke="#e2e8f0" stroke-width="1"/&gt;&lt;text x="40" y="309" text-anchor="start" font-size="11" font-weight="700" fill="#64748b" dominant-baseline="middle"&gt;Data&lt;/text&gt;&lt;rect x="158" y="282" width="140" height="54" rx="11" fill="#047857" filter="url(#sh)"/&gt;&lt;text x="228" y="309" text-anchor="middle" font-size="10.5" font-weight="600" fill="#ffffff" dominant-baseline="middle"&gt;Advanced RAG Patterns&lt;/text&gt;&lt;rect x="318" y="282" width="140" height="54" rx="11" fill="#059669" filter="url(#sh)"/&gt;&lt;text x="388" y="309" text-anchor="middle" font-size="9.0" font-weight="600" fill="#ffffff" dominant-baseline="middle"&gt;Evaluation of RAG Systems&lt;/text&gt;&lt;line x1="298" y1="309" x2="318" y2="309" stroke="#94a3b8" stroke-width="2" marker-end="url(#ar)"/&gt;&lt;rect x="478" y="282" width="140" height="54" rx="11" fill="#10b981" filter="url(#sh)"/&gt;&lt;text x="548" y="304" text-anchor="middle" font-size="9.0" font-weight="600" fill="#ffffff" dominant-baseline="middle"&gt;Handling Tables, Images&lt;/text&gt;&lt;text x="548" y="314" text-anchor="middle" font-size="9.0" font-weight="600" fill="#ffffff" dominant-baseline="middle"&gt;and Code&lt;/text&gt;&lt;line x1="458" y1="309" x2="478" y2="309" stroke="#94a3b8" stroke-width="2" marker-end="url(#ar)"/&gt;&lt;rect x="638" y="282" width="140" height="54" rx="11" fill="#34d399" filter="url(#sh)"/&gt;&lt;text x="708" y="304" text-anchor="middle" font-size="9.0" font-weight="600" fill="#ffffff" dominant-baseline="middle"&gt;Caching and Cost&lt;/text&gt;&lt;text x="708" y="314" text-anchor="middle" font-size="9.0" font-weight="600" fill="#ffffff" dominant-baseline="middle"&gt;Optimisation&lt;/text&gt;&lt;line x1="618" y1="309" x2="638" y2="309" stroke="#94a3b8" stroke-width="2" marker-end="url(#ar)"/&gt;&lt;text x="28" y="446" text-anchor="start" font-size="9.5" font-weight="500" fill="#64748b" dominant-baseline="middle"&gt;RAG  •  Operating Model&lt;/text&gt;&lt;/svg&gt;</w:t>
       </w:r>
     </w:p>
     <w:p>
@@ -12187,7 +12187,7 @@
           <w:rFonts w:ascii="Consolas" w:hAnsi="Consolas"/>
           <w:sz w:val="16"/>
         </w:rPr>
-        <w:t>&lt;svg xmlns="http://www.w3.org/2000/svg" width="840" height="460" data-tpl="honeycomb" data-pal="6-3" viewBox="0 0 840 460" font-family="Inter, Segoe UI, Arial, sans-serif"&gt;&lt;defs&gt;&lt;marker id="ar" markerWidth="9" markerHeight="9" refX="7" refY="3" orient="auto"&gt;&lt;path d="M0,0 L7,3 L0,6 z" fill="#94a3b8"/&gt;&lt;/marker&gt;&lt;marker id="arw" markerWidth="9" markerHeight="9" refX="7" refY="3" orient="auto"&gt;&lt;path d="M0,0 L7,3 L0,6 z" fill="#ffffff"/&gt;&lt;/marker&gt;&lt;filter id="sh" x="-20%" y="-20%" width="140%" height="140%"&gt;&lt;feDropShadow dx="0" dy="2" stdDeviation="3" flood-color="#0f172a" flood-opacity="0.16"/&gt;&lt;/filter&gt;&lt;/defs&gt;&lt;defs&gt;&lt;linearGradient id="bnf5eaa7e" x1="0" y1="0" x2="1" y2="0"&gt;&lt;stop offset="0" stop-color="#0f172a"/&gt;&lt;stop offset="1" stop-color="#1e293b"/&gt;&lt;/linearGradient&gt;&lt;/defs&gt;&lt;rect width="840" height="460" rx="14" fill="#ffffff"/&gt;&lt;rect x="0" y="0" width="840" height="48" rx="14" fill="url(#bnf5eaa7e)"/&gt;&lt;rect x="0" y="32" width="840" height="16" fill="url(#bnf5eaa7e)"/&gt;&lt;text x="420" y="25" text-anchor="middle" font-size="15" font-weight="700" fill="#ffffff" dominant-baseline="middle"&gt;Capability Map - Putting It Together: A Reference Implementation&lt;/text&gt;&lt;polygon points="465,212 465,264 420,290 375,264 375,212 420,186" fill="#0f172a"/&gt;&lt;text x="420" y="238" text-anchor="middle" font-size="10" font-weight="600" fill="#fff" dominant-baseline="middle"&gt;Re-ranking …&lt;/text&gt;&lt;polygon points="375,212 375,264 330,290 284,264 284,212 330,186" fill="#1e293b"/&gt;&lt;text x="330" y="238" text-anchor="middle" font-size="10" font-weight="600" fill="#fff" dominant-baseline="middle"&gt;Prompt Asse…&lt;/text&gt;&lt;polygon points="556,212 556,264 510,290 465,264 465,212 510,186" fill="#94a3b8"/&gt;&lt;text x="510" y="238" text-anchor="middle" font-size="10" font-weight="600" fill="#fff" dominant-baseline="middle"&gt;Advanced RA…&lt;/text&gt;&lt;polygon points="420,134 420,186 375,212 330,186 330,134 375,108" fill="#334155"/&gt;&lt;text x="375" y="160" text-anchor="middle" font-size="10" font-weight="600" fill="#fff" dominant-baseline="middle"&gt;Evaluation …&lt;/text&gt;&lt;polygon points="510,134 510,186 465,212 420,186 420,134 465,108" fill="#475569"/&gt;&lt;text x="465" y="160" text-anchor="middle" font-size="10" font-weight="600" fill="#fff" dominant-baseline="middle"&gt;Handling Ta…&lt;/text&gt;&lt;polygon points="420,290 420,342 375,368 330,342 330,290 375,264" fill="#64748b"/&gt;&lt;text x="375" y="316" text-anchor="middle" font-size="10" font-weight="600" fill="#fff" dominant-baseline="middle"&gt;Caching and…&lt;/text&gt;&lt;polygon points="510,290 510,342 465,368 420,342 420,290 465,264" fill="#0f172a"/&gt;&lt;text x="465" y="316" text-anchor="middle" font-size="10" font-weight="600" fill="#fff" dominant-baseline="middle"&gt;Security an…&lt;/text&gt;&lt;text x="28" y="446" text-anchor="start" font-size="9.5" font-weight="500" fill="#64748b" dominant-baseline="middle"&gt;RAG  •  Capability Map&lt;/text&gt;&lt;/svg&gt;</w:t>
+        <w:t>&lt;svg xmlns="http://www.w3.org/2000/svg" width="840" height="460" data-tpl="honeycomb" data-pal="6-3" viewBox="0 0 840 460" font-family="Inter, Segoe UI, Arial, sans-serif"&gt;&lt;defs&gt;&lt;marker id="ar" markerWidth="9" markerHeight="9" refX="7" refY="3" orient="auto"&gt;&lt;path d="M0,0 L7,3 L0,6 z" fill="#94a3b8"/&gt;&lt;/marker&gt;&lt;marker id="arw" markerWidth="9" markerHeight="9" refX="7" refY="3" orient="auto"&gt;&lt;path d="M0,0 L7,3 L0,6 z" fill="#ffffff"/&gt;&lt;/marker&gt;&lt;filter id="sh" x="-20%" y="-20%" width="140%" height="140%"&gt;&lt;feDropShadow dx="0" dy="2" stdDeviation="3" flood-color="#0f172a" flood-opacity="0.16"/&gt;&lt;/filter&gt;&lt;/defs&gt;&lt;defs&gt;&lt;linearGradient id="bnf5eaa7e" x1="0" y1="0" x2="1" y2="0"&gt;&lt;stop offset="0" stop-color="#0f172a"/&gt;&lt;stop offset="1" stop-color="#1e293b"/&gt;&lt;/linearGradient&gt;&lt;/defs&gt;&lt;rect width="840" height="460" rx="14" fill="#ffffff"/&gt;&lt;rect x="0" y="0" width="840" height="48" rx="14" fill="url(#bnf5eaa7e)"/&gt;&lt;rect x="0" y="32" width="840" height="16" fill="url(#bnf5eaa7e)"/&gt;&lt;text x="420" y="25" text-anchor="middle" font-size="14.5" font-weight="700" fill="#ffffff" dominant-baseline="middle"&gt;Capability Map - Putting It Together: A Reference Implementation&lt;/text&gt;&lt;polygon points="465,212 465,264 420,290 375,264 375,212 420,186" fill="#0f172a"/&gt;&lt;text x="420" y="233" text-anchor="middle" font-size="9.5" font-weight="600" fill="#fff" dominant-baseline="middle"&gt;Re-ranking&lt;/text&gt;&lt;text x="420" y="243" text-anchor="middle" font-size="9.5" font-weight="600" fill="#fff" dominant-baseline="middle"&gt;and Context&lt;/text&gt;&lt;polygon points="375,212 375,264 330,290 284,264 284,212 330,186" fill="#1e293b"/&gt;&lt;text x="330" y="233" text-anchor="middle" font-size="9.5" font-weight="600" fill="#fff" dominant-baseline="middle"&gt;Prompt&lt;/text&gt;&lt;text x="330" y="243" text-anchor="middle" font-size="9.5" font-weight="600" fill="#fff" dominant-baseline="middle"&gt;Assembly&lt;/text&gt;&lt;polygon points="556,212 556,264 510,290 465,264 465,212 510,186" fill="#94a3b8"/&gt;&lt;text x="510" y="233" text-anchor="middle" font-size="9.5" font-weight="600" fill="#fff" dominant-baseline="middle"&gt;Advanced&lt;/text&gt;&lt;text x="510" y="243" text-anchor="middle" font-size="9.5" font-weight="600" fill="#fff" dominant-baseline="middle"&gt;RAG&lt;/text&gt;&lt;polygon points="420,134 420,186 375,212 330,186 330,134 375,108" fill="#334155"/&gt;&lt;text x="375" y="155" text-anchor="middle" font-size="9.5" font-weight="600" fill="#fff" dominant-baseline="middle"&gt;Evaluation&lt;/text&gt;&lt;text x="375" y="165" text-anchor="middle" font-size="9.5" font-weight="600" fill="#fff" dominant-baseline="middle"&gt;of RAG&lt;/text&gt;&lt;polygon points="510,134 510,186 465,212 420,186 420,134 465,108" fill="#475569"/&gt;&lt;text x="465" y="155" text-anchor="middle" font-size="9.5" font-weight="600" fill="#fff" dominant-baseline="middle"&gt;Handling&lt;/text&gt;&lt;text x="465" y="165" text-anchor="middle" font-size="9.5" font-weight="600" fill="#fff" dominant-baseline="middle"&gt;Tables,&lt;/text&gt;&lt;polygon points="420,290 420,342 375,368 330,342 330,290 375,264" fill="#64748b"/&gt;&lt;text x="375" y="311" text-anchor="middle" font-size="9.5" font-weight="600" fill="#fff" dominant-baseline="middle"&gt;Caching and&lt;/text&gt;&lt;text x="375" y="321" text-anchor="middle" font-size="9.5" font-weight="600" fill="#fff" dominant-baseline="middle"&gt;Cost&lt;/text&gt;&lt;polygon points="510,290 510,342 465,368 420,342 420,290 465,264" fill="#0f172a"/&gt;&lt;text x="465" y="311" text-anchor="middle" font-size="9.5" font-weight="600" fill="#fff" dominant-baseline="middle"&gt;Security&lt;/text&gt;&lt;text x="465" y="321" text-anchor="middle" font-size="9.5" font-weight="600" fill="#fff" dominant-baseline="middle"&gt;and Access&lt;/text&gt;&lt;text x="28" y="446" text-anchor="start" font-size="9.5" font-weight="500" fill="#64748b" dominant-baseline="middle"&gt;RAG  •  Capability Map&lt;/text&gt;&lt;/svg&gt;</w:t>
       </w:r>
     </w:p>
     <w:p>
@@ -12965,7 +12965,7 @@
           <w:rFonts w:ascii="Consolas" w:hAnsi="Consolas"/>
           <w:sz w:val="16"/>
         </w:rPr>
-        <w:t>&lt;svg xmlns="http://www.w3.org/2000/svg" width="840" height="460" data-tpl="matrix" data-pal="9-0" viewBox="0 0 840 460" font-family="Inter, Segoe UI, Arial, sans-serif"&gt;&lt;defs&gt;&lt;marker id="ar" markerWidth="9" markerHeight="9" refX="7" refY="3" orient="auto"&gt;&lt;path d="M0,0 L7,3 L0,6 z" fill="#94a3b8"/&gt;&lt;/marker&gt;&lt;marker id="arw" markerWidth="9" markerHeight="9" refX="7" refY="3" orient="auto"&gt;&lt;path d="M0,0 L7,3 L0,6 z" fill="#ffffff"/&gt;&lt;/marker&gt;&lt;filter id="sh" x="-20%" y="-20%" width="140%" height="140%"&gt;&lt;feDropShadow dx="0" dy="2" stdDeviation="3" flood-color="#0f172a" flood-opacity="0.16"/&gt;&lt;/filter&gt;&lt;/defs&gt;&lt;defs&gt;&lt;linearGradient id="bn30ee205" x1="0" y1="0" x2="1" y2="0"&gt;&lt;stop offset="0" stop-color="#9d174d"/&gt;&lt;stop offset="1" stop-color="#db2777"/&gt;&lt;/linearGradient&gt;&lt;/defs&gt;&lt;rect width="840" height="460" rx="14" fill="#ffffff"/&gt;&lt;rect x="0" y="0" width="840" height="48" rx="14" fill="url(#bn30ee205)"/&gt;&lt;rect x="0" y="32" width="840" height="16" fill="url(#bn30ee205)"/&gt;&lt;text x="420" y="25" text-anchor="middle" font-size="15" font-weight="700" fill="#ffffff" dominant-baseline="middle"&gt;Capability Map - Hands-On Lab: Building an End-to-End RAG System&lt;/text&gt;&lt;rect x="273" y="97" width="144" height="144" rx="12" fill="#9d174d"/&gt;&lt;text x="345" y="169" text-anchor="middle" font-size="12" font-weight="600" fill="#fff" dominant-baseline="middle"&gt;The End-to-End …&lt;/text&gt;&lt;rect x="423" y="97" width="144" height="144" rx="12" fill="#db2777"/&gt;&lt;text x="495" y="169" text-anchor="middle" font-size="12" font-weight="600" fill="#fff" dominant-baseline="middle"&gt;Why RAG: Ground…&lt;/text&gt;&lt;rect x="273" y="247" width="144" height="144" rx="12" fill="#ec4899"/&gt;&lt;text x="345" y="319" text-anchor="middle" font-size="12" font-weight="600" fill="#fff" dominant-baseline="middle"&gt;Document Ingest…&lt;/text&gt;&lt;rect x="423" y="247" width="144" height="144" rx="12" fill="#f472b6"/&gt;&lt;text x="495" y="319" text-anchor="middle" font-size="12" font-weight="600" fill="#fff" dominant-baseline="middle"&gt;Embedding and I…&lt;/text&gt;&lt;text x="420" y="82" text-anchor="middle" font-size="10" font-weight="600" fill="#64748b" dominant-baseline="middle"&gt;High impact&lt;/text&gt;&lt;text x="420" y="410" text-anchor="middle" font-size="10" font-weight="600" fill="#64748b" dominant-baseline="middle"&gt;Low impact&lt;/text&gt;&lt;text x="258.0" y="244.0" text-anchor="middle" font-size="10" fill="#64748b" transform="rotate(-90 258.0 244.0)"&gt;Low effort&lt;/text&gt;&lt;text x="582.0" y="244.0" text-anchor="middle" font-size="10" fill="#64748b" transform="rotate(90 582.0 244.0)"&gt;High effort&lt;/text&gt;&lt;text x="28" y="446" text-anchor="start" font-size="9.5" font-weight="500" fill="#64748b" dominant-baseline="middle"&gt;RAG  •  Capability Map&lt;/text&gt;&lt;/svg&gt;</w:t>
+        <w:t>&lt;svg xmlns="http://www.w3.org/2000/svg" width="840" height="460" data-tpl="matrix" data-pal="9-0" viewBox="0 0 840 460" font-family="Inter, Segoe UI, Arial, sans-serif"&gt;&lt;defs&gt;&lt;marker id="ar" markerWidth="9" markerHeight="9" refX="7" refY="3" orient="auto"&gt;&lt;path d="M0,0 L7,3 L0,6 z" fill="#94a3b8"/&gt;&lt;/marker&gt;&lt;marker id="arw" markerWidth="9" markerHeight="9" refX="7" refY="3" orient="auto"&gt;&lt;path d="M0,0 L7,3 L0,6 z" fill="#ffffff"/&gt;&lt;/marker&gt;&lt;filter id="sh" x="-20%" y="-20%" width="140%" height="140%"&gt;&lt;feDropShadow dx="0" dy="2" stdDeviation="3" flood-color="#0f172a" flood-opacity="0.16"/&gt;&lt;/filter&gt;&lt;/defs&gt;&lt;defs&gt;&lt;linearGradient id="bn30ee205" x1="0" y1="0" x2="1" y2="0"&gt;&lt;stop offset="0" stop-color="#9d174d"/&gt;&lt;stop offset="1" stop-color="#db2777"/&gt;&lt;/linearGradient&gt;&lt;/defs&gt;&lt;rect width="840" height="460" rx="14" fill="#ffffff"/&gt;&lt;rect x="0" y="0" width="840" height="48" rx="14" fill="url(#bn30ee205)"/&gt;&lt;rect x="0" y="32" width="840" height="16" fill="url(#bn30ee205)"/&gt;&lt;text x="420" y="25" text-anchor="middle" font-size="14.5" font-weight="700" fill="#ffffff" dominant-baseline="middle"&gt;Capability Map - Hands-On Lab: Building an End-to-End RAG System&lt;/text&gt;&lt;rect x="273" y="97" width="144" height="144" rx="12" fill="#9d174d"/&gt;&lt;text x="345" y="155" text-anchor="middle" font-size="12" font-weight="600" fill="#fff" dominant-baseline="middle"&gt;The End-to-End&lt;/text&gt;&lt;text x="345" y="169" text-anchor="middle" font-size="12" font-weight="600" fill="#fff" dominant-baseline="middle"&gt;RAG Reference&lt;/text&gt;&lt;text x="345" y="183" text-anchor="middle" font-size="12" font-weight="600" fill="#fff" dominant-baseline="middle"&gt;Architecture&lt;/text&gt;&lt;rect x="423" y="97" width="144" height="144" rx="12" fill="#db2777"/&gt;&lt;text x="495" y="155" text-anchor="middle" font-size="12" font-weight="600" fill="#fff" dominant-baseline="middle"&gt;Why RAG:&lt;/text&gt;&lt;text x="495" y="169" text-anchor="middle" font-size="12" font-weight="600" fill="#fff" dominant-baseline="middle"&gt;Grounding and&lt;/text&gt;&lt;text x="495" y="183" text-anchor="middle" font-size="12" font-weight="600" fill="#fff" dominant-baseline="middle"&gt;Freshness&lt;/text&gt;&lt;rect x="273" y="247" width="144" height="144" rx="12" fill="#ec4899"/&gt;&lt;text x="345" y="305" text-anchor="middle" font-size="12" font-weight="600" fill="#fff" dominant-baseline="middle"&gt;Document&lt;/text&gt;&lt;text x="345" y="319" text-anchor="middle" font-size="12" font-weight="600" fill="#fff" dominant-baseline="middle"&gt;Ingestion and&lt;/text&gt;&lt;text x="345" y="333" text-anchor="middle" font-size="12" font-weight="600" fill="#fff" dominant-baseline="middle"&gt;Chunking&lt;/text&gt;&lt;rect x="423" y="247" width="144" height="144" rx="12" fill="#f472b6"/&gt;&lt;text x="495" y="305" text-anchor="middle" font-size="12" font-weight="600" fill="#fff" dominant-baseline="middle"&gt;Embedding and&lt;/text&gt;&lt;text x="495" y="319" text-anchor="middle" font-size="12" font-weight="600" fill="#fff" dominant-baseline="middle"&gt;Indexing&lt;/text&gt;&lt;text x="495" y="333" text-anchor="middle" font-size="12" font-weight="600" fill="#fff" dominant-baseline="middle"&gt;Strategy&lt;/text&gt;&lt;text x="420" y="82" text-anchor="middle" font-size="10" font-weight="600" fill="#64748b" dominant-baseline="middle"&gt;High impact&lt;/text&gt;&lt;text x="420" y="410" text-anchor="middle" font-size="10" font-weight="600" fill="#64748b" dominant-baseline="middle"&gt;Low impact&lt;/text&gt;&lt;text x="258.0" y="244.0" text-anchor="middle" font-size="10" fill="#64748b" transform="rotate(-90 258.0 244.0)"&gt;Low effort&lt;/text&gt;&lt;text x="582.0" y="244.0" text-anchor="middle" font-size="10" fill="#64748b" transform="rotate(90 582.0 244.0)"&gt;High effort&lt;/text&gt;&lt;text x="28" y="446" text-anchor="start" font-size="9.5" font-weight="500" fill="#64748b" dominant-baseline="middle"&gt;RAG  •  Capability Map&lt;/text&gt;&lt;/svg&gt;</w:t>
       </w:r>
     </w:p>
     <w:p>
@@ -16300,7 +16300,7 @@
           <w:rFonts w:ascii="Consolas" w:hAnsi="Consolas"/>
           <w:sz w:val="16"/>
         </w:rPr>
-        <w:t>&lt;svg xmlns="http://www.w3.org/2000/svg" width="840" height="460" data-tpl="cycle" data-pal="9-3" viewBox="0 0 840 460" font-family="Inter, Segoe UI, Arial, sans-serif"&gt;&lt;defs&gt;&lt;marker id="ar" markerWidth="9" markerHeight="9" refX="7" refY="3" orient="auto"&gt;&lt;path d="M0,0 L7,3 L0,6 z" fill="#94a3b8"/&gt;&lt;/marker&gt;&lt;marker id="arw" markerWidth="9" markerHeight="9" refX="7" refY="3" orient="auto"&gt;&lt;path d="M0,0 L7,3 L0,6 z" fill="#ffffff"/&gt;&lt;/marker&gt;&lt;filter id="sh" x="-20%" y="-20%" width="140%" height="140%"&gt;&lt;feDropShadow dx="0" dy="2" stdDeviation="3" flood-color="#0f172a" flood-opacity="0.16"/&gt;&lt;/filter&gt;&lt;/defs&gt;&lt;defs&gt;&lt;linearGradient id="bn8b15542" x1="0" y1="0" x2="1" y2="0"&gt;&lt;stop offset="0" stop-color="#f472b6"/&gt;&lt;stop offset="1" stop-color="#fb7185"/&gt;&lt;/linearGradient&gt;&lt;/defs&gt;&lt;rect width="840" height="460" rx="14" fill="#ffffff"/&gt;&lt;rect x="0" y="0" width="840" height="48" rx="14" fill="url(#bn8b15542)"/&gt;&lt;rect x="0" y="32" width="840" height="16" fill="url(#bn8b15542)"/&gt;&lt;text x="420" y="25" text-anchor="middle" font-size="15" font-weight="700" fill="#ffffff" dominant-baseline="middle"&gt;Application Flow - Security, Privacy and Governance&lt;/text&gt;&lt;rect x="348" y="86" width="144" height="44" rx="11" fill="#f472b6" filter="url(#sh)"/&gt;&lt;text x="420" y="108" text-anchor="middle" font-size="11" font-weight="600" fill="#ffffff" dominant-baseline="middle"&gt;Evaluation of RAG Syst…&lt;/text&gt;&lt;rect x="472" y="176" width="144" height="44" rx="11" fill="#fb7185" filter="url(#sh)"/&gt;&lt;text x="544" y="198" text-anchor="middle" font-size="11" font-weight="600" fill="#ffffff" dominant-baseline="middle"&gt;Handling Tables, Image…&lt;/text&gt;&lt;rect x="424" y="321" width="144" height="44" rx="11" fill="#e11d48" filter="url(#sh)"/&gt;&lt;text x="496" y="343" text-anchor="middle" font-size="11" font-weight="600" fill="#ffffff" dominant-baseline="middle"&gt;Caching and Cost Optim…&lt;/text&gt;&lt;rect x="272" y="321" width="144" height="44" rx="11" fill="#9d174d" filter="url(#sh)"/&gt;&lt;text x="344" y="343" text-anchor="middle" font-size="11" font-weight="600" fill="#ffffff" dominant-baseline="middle"&gt;Security and Access Co…&lt;/text&gt;&lt;rect x="224" y="176" width="144" height="44" rx="11" fill="#db2777" filter="url(#sh)"/&gt;&lt;text x="296" y="198" text-anchor="middle" font-size="11" font-weight="600" fill="#ffffff" dominant-baseline="middle"&gt;Operating RAG in Produ…&lt;/text&gt;&lt;path d="M461,147 A100,100 0 0 1 494,171" fill="none" stroke="#cbd5e1" stroke-width="2" marker-end="url(#ar)"/&gt;&lt;path d="M519,249 A100,100 0 0 1 507,288" fill="none" stroke="#cbd5e1" stroke-width="2" marker-end="url(#ar)"/&gt;&lt;path d="M441,336 A100,100 0 0 1 399,336" fill="none" stroke="#cbd5e1" stroke-width="2" marker-end="url(#ar)"/&gt;&lt;path d="M333,288 A100,100 0 0 1 321,249" fill="none" stroke="#cbd5e1" stroke-width="2" marker-end="url(#ar)"/&gt;&lt;path d="M346,171 A100,100 0 0 1 379,147" fill="none" stroke="#cbd5e1" stroke-width="2" marker-end="url(#ar)"/&gt;&lt;text x="420" y="238" text-anchor="middle" font-size="12" font-weight="600" fill="#64748b" dominant-baseline="middle"&gt;continuous&lt;/text&gt;&lt;text x="28" y="446" text-anchor="start" font-size="9.5" font-weight="500" fill="#64748b" dominant-baseline="middle"&gt;RAG  •  Application Flow&lt;/text&gt;&lt;/svg&gt;</w:t>
+        <w:t>&lt;svg xmlns="http://www.w3.org/2000/svg" width="840" height="460" data-tpl="cycle" data-pal="9-3" viewBox="0 0 840 460" font-family="Inter, Segoe UI, Arial, sans-serif"&gt;&lt;defs&gt;&lt;marker id="ar" markerWidth="9" markerHeight="9" refX="7" refY="3" orient="auto"&gt;&lt;path d="M0,0 L7,3 L0,6 z" fill="#94a3b8"/&gt;&lt;/marker&gt;&lt;marker id="arw" markerWidth="9" markerHeight="9" refX="7" refY="3" orient="auto"&gt;&lt;path d="M0,0 L7,3 L0,6 z" fill="#ffffff"/&gt;&lt;/marker&gt;&lt;filter id="sh" x="-20%" y="-20%" width="140%" height="140%"&gt;&lt;feDropShadow dx="0" dy="2" stdDeviation="3" flood-color="#0f172a" flood-opacity="0.16"/&gt;&lt;/filter&gt;&lt;/defs&gt;&lt;defs&gt;&lt;linearGradient id="bn8b15542" x1="0" y1="0" x2="1" y2="0"&gt;&lt;stop offset="0" stop-color="#f472b6"/&gt;&lt;stop offset="1" stop-color="#fb7185"/&gt;&lt;/linearGradient&gt;&lt;/defs&gt;&lt;rect width="840" height="460" rx="14" fill="#ffffff"/&gt;&lt;rect x="0" y="0" width="840" height="48" rx="14" fill="url(#bn8b15542)"/&gt;&lt;rect x="0" y="32" width="840" height="16" fill="url(#bn8b15542)"/&gt;&lt;text x="420" y="25" text-anchor="middle" font-size="14.5" font-weight="700" fill="#ffffff" dominant-baseline="middle"&gt;Application Flow - Security, Privacy and Governance&lt;/text&gt;&lt;rect x="348" y="86" width="144" height="44" rx="11" fill="#f472b6" filter="url(#sh)"/&gt;&lt;text x="420" y="108" text-anchor="middle" font-size="9.5" font-weight="600" fill="#ffffff" dominant-baseline="middle"&gt;Evaluation of RAG Systems&lt;/text&gt;&lt;rect x="472" y="176" width="144" height="44" rx="11" fill="#fb7185" filter="url(#sh)"/&gt;&lt;text x="544" y="192" text-anchor="middle" font-size="9.5" font-weight="600" fill="#ffffff" dominant-baseline="middle"&gt;Handling Tables, Images&lt;/text&gt;&lt;text x="544" y="203" text-anchor="middle" font-size="9.5" font-weight="600" fill="#ffffff" dominant-baseline="middle"&gt;and Code&lt;/text&gt;&lt;rect x="424" y="321" width="144" height="44" rx="11" fill="#e11d48" filter="url(#sh)"/&gt;&lt;text x="496" y="338" text-anchor="middle" font-size="9.5" font-weight="600" fill="#ffffff" dominant-baseline="middle"&gt;Caching and Cost&lt;/text&gt;&lt;text x="496" y="349" text-anchor="middle" font-size="9.5" font-weight="600" fill="#ffffff" dominant-baseline="middle"&gt;Optimisation&lt;/text&gt;&lt;rect x="272" y="321" width="144" height="44" rx="11" fill="#9d174d" filter="url(#sh)"/&gt;&lt;text x="344" y="338" text-anchor="middle" font-size="9.5" font-weight="600" fill="#ffffff" dominant-baseline="middle"&gt;Security and Access&lt;/text&gt;&lt;text x="344" y="349" text-anchor="middle" font-size="9.5" font-weight="600" fill="#ffffff" dominant-baseline="middle"&gt;Control in RAG&lt;/text&gt;&lt;rect x="224" y="176" width="144" height="44" rx="11" fill="#db2777" filter="url(#sh)"/&gt;&lt;text x="296" y="192" text-anchor="middle" font-size="9.5" font-weight="600" fill="#ffffff" dominant-baseline="middle"&gt;Operating RAG in&lt;/text&gt;&lt;text x="296" y="203" text-anchor="middle" font-size="9.5" font-weight="600" fill="#ffffff" dominant-baseline="middle"&gt;Production&lt;/text&gt;&lt;path d="M461,147 A100,100 0 0 1 494,171" fill="none" stroke="#cbd5e1" stroke-width="2" marker-end="url(#ar)"/&gt;&lt;path d="M519,249 A100,100 0 0 1 507,288" fill="none" stroke="#cbd5e1" stroke-width="2" marker-end="url(#ar)"/&gt;&lt;path d="M441,336 A100,100 0 0 1 399,336" fill="none" stroke="#cbd5e1" stroke-width="2" marker-end="url(#ar)"/&gt;&lt;path d="M333,288 A100,100 0 0 1 321,249" fill="none" stroke="#cbd5e1" stroke-width="2" marker-end="url(#ar)"/&gt;&lt;path d="M346,171 A100,100 0 0 1 379,147" fill="none" stroke="#cbd5e1" stroke-width="2" marker-end="url(#ar)"/&gt;&lt;text x="420" y="238" text-anchor="middle" font-size="12" font-weight="600" fill="#64748b" dominant-baseline="middle"&gt;continuous&lt;/text&gt;&lt;text x="28" y="446" text-anchor="start" font-size="9.5" font-weight="500" fill="#64748b" dominant-baseline="middle"&gt;RAG  •  Application Flow&lt;/text&gt;&lt;/svg&gt;</w:t>
       </w:r>
     </w:p>
     <w:p>
@@ -17204,7 +17204,7 @@
           <w:rFonts w:ascii="Consolas" w:hAnsi="Consolas"/>
           <w:sz w:val="16"/>
         </w:rPr>
-        <w:t>&lt;svg xmlns="http://www.w3.org/2000/svg" width="840" height="460" data-tpl="radial" data-pal="4-4" viewBox="0 0 840 460" font-family="Inter, Segoe UI, Arial, sans-serif"&gt;&lt;defs&gt;&lt;marker id="ar" markerWidth="9" markerHeight="9" refX="7" refY="3" orient="auto"&gt;&lt;path d="M0,0 L7,3 L0,6 z" fill="#94a3b8"/&gt;&lt;/marker&gt;&lt;marker id="arw" markerWidth="9" markerHeight="9" refX="7" refY="3" orient="auto"&gt;&lt;path d="M0,0 L7,3 L0,6 z" fill="#ffffff"/&gt;&lt;/marker&gt;&lt;filter id="sh" x="-20%" y="-20%" width="140%" height="140%"&gt;&lt;feDropShadow dx="0" dy="2" stdDeviation="3" flood-color="#0f172a" flood-opacity="0.16"/&gt;&lt;/filter&gt;&lt;/defs&gt;&lt;defs&gt;&lt;linearGradient id="bnc0ed2c0" x1="0" y1="0" x2="1" y2="0"&gt;&lt;stop offset="0" stop-color="#fb7185"/&gt;&lt;stop offset="1" stop-color="#db2777"/&gt;&lt;/linearGradient&gt;&lt;/defs&gt;&lt;rect width="840" height="460" rx="14" fill="#ffffff"/&gt;&lt;rect x="0" y="0" width="840" height="48" rx="14" fill="url(#bnc0ed2c0)"/&gt;&lt;rect x="0" y="32" width="840" height="16" fill="url(#bnc0ed2c0)"/&gt;&lt;text x="420" y="25" text-anchor="middle" font-size="15" font-weight="700" fill="#ffffff" dominant-baseline="middle"&gt;Agent Architecture - Cost, Performance and Scaling&lt;/text&gt;&lt;circle cx="420.0" cy="238.0" r="52" fill="#0f172a"/&gt;&lt;text x="420" y="238" text-anchor="middle" font-size="12" font-weight="600" fill="#fff" dominant-baseline="middle"&gt;RAG&lt;/text&gt;&lt;line x1="420" y1="186" x2="420" y2="102" stroke="#94a3b8" stroke-width="2" marker-end="url(#ar)"/&gt;&lt;rect x="342" y="65" width="156" height="46" rx="11" fill="#fb7185" filter="url(#sh)"/&gt;&lt;text x="420" y="88" text-anchor="middle" font-size="11" font-weight="600" fill="#ffffff" dominant-baseline="middle"&gt;Why RAG: Grounding and F…&lt;/text&gt;&lt;line x1="465" y1="212" x2="631" y2="170" stroke="#94a3b8" stroke-width="2" marker-end="url(#ar)"/&gt;&lt;rect x="576" y="140" width="156" height="46" rx="11" fill="#db2777" filter="url(#sh)"/&gt;&lt;text x="654" y="163" text-anchor="middle" font-size="11" font-weight="600" fill="#ffffff" dominant-baseline="middle"&gt;Document Ingestion and C…&lt;/text&gt;&lt;line x1="465" y1="264" x2="631" y2="306" stroke="#94a3b8" stroke-width="2" marker-end="url(#ar)"/&gt;&lt;rect x="576" y="290" width="156" height="46" rx="11" fill="#9f1239" filter="url(#sh)"/&gt;&lt;text x="654" y="313" text-anchor="middle" font-size="11" font-weight="600" fill="#ffffff" dominant-baseline="middle"&gt;Embedding and Indexing S…&lt;/text&gt;&lt;line x1="420" y1="290" x2="420" y2="374" stroke="#94a3b8" stroke-width="2" marker-end="url(#ar)"/&gt;&lt;rect x="342" y="365" width="156" height="46" rx="11" fill="#be123c" filter="url(#sh)"/&gt;&lt;text x="420" y="388" text-anchor="middle" font-size="11" font-weight="600" fill="#ffffff" dominant-baseline="middle"&gt;Retrieval and Query Tran…&lt;/text&gt;&lt;line x1="375" y1="264" x2="209" y2="306" stroke="#94a3b8" stroke-width="2" marker-end="url(#ar)"/&gt;&lt;rect x="108" y="290" width="156" height="46" rx="11" fill="#e11d48" filter="url(#sh)"/&gt;&lt;text x="186" y="313" text-anchor="middle" font-size="11" font-weight="600" fill="#ffffff" dominant-baseline="middle"&gt;Re-ranking and Context S…&lt;/text&gt;&lt;line x1="375" y1="212" x2="209" y2="170" stroke="#94a3b8" stroke-width="2" marker-end="url(#ar)"/&gt;&lt;rect x="108" y="140" width="156" height="46" rx="11" fill="#f43f5e" filter="url(#sh)"/&gt;&lt;text x="186" y="163" text-anchor="middle" font-size="11" font-weight="600" fill="#ffffff" dominant-baseline="middle"&gt;Prompt Assembly and Cita…&lt;/text&gt;&lt;text x="28" y="446" text-anchor="start" font-size="9.5" font-weight="500" fill="#64748b" dominant-baseline="middle"&gt;RAG  •  Agent Architecture&lt;/text&gt;&lt;/svg&gt;</w:t>
+        <w:t>&lt;svg xmlns="http://www.w3.org/2000/svg" width="840" height="460" data-tpl="radial" data-pal="4-4" viewBox="0 0 840 460" font-family="Inter, Segoe UI, Arial, sans-serif"&gt;&lt;defs&gt;&lt;marker id="ar" markerWidth="9" markerHeight="9" refX="7" refY="3" orient="auto"&gt;&lt;path d="M0,0 L7,3 L0,6 z" fill="#94a3b8"/&gt;&lt;/marker&gt;&lt;marker id="arw" markerWidth="9" markerHeight="9" refX="7" refY="3" orient="auto"&gt;&lt;path d="M0,0 L7,3 L0,6 z" fill="#ffffff"/&gt;&lt;/marker&gt;&lt;filter id="sh" x="-20%" y="-20%" width="140%" height="140%"&gt;&lt;feDropShadow dx="0" dy="2" stdDeviation="3" flood-color="#0f172a" flood-opacity="0.16"/&gt;&lt;/filter&gt;&lt;/defs&gt;&lt;defs&gt;&lt;linearGradient id="bnc0ed2c0" x1="0" y1="0" x2="1" y2="0"&gt;&lt;stop offset="0" stop-color="#fb7185"/&gt;&lt;stop offset="1" stop-color="#db2777"/&gt;&lt;/linearGradient&gt;&lt;/defs&gt;&lt;rect width="840" height="460" rx="14" fill="#ffffff"/&gt;&lt;rect x="0" y="0" width="840" height="48" rx="14" fill="url(#bnc0ed2c0)"/&gt;&lt;rect x="0" y="32" width="840" height="16" fill="url(#bnc0ed2c0)"/&gt;&lt;text x="420" y="25" text-anchor="middle" font-size="14.5" font-weight="700" fill="#ffffff" dominant-baseline="middle"&gt;Agent Architecture - Cost, Performance and Scaling&lt;/text&gt;&lt;circle cx="420.0" cy="238.0" r="52" fill="#0f172a"/&gt;&lt;text x="420" y="238" text-anchor="middle" font-size="12" font-weight="600" fill="#fff" dominant-baseline="middle"&gt;RAG&lt;/text&gt;&lt;line x1="420" y1="186" x2="420" y2="102" stroke="#94a3b8" stroke-width="2" marker-end="url(#ar)"/&gt;&lt;rect x="342" y="65" width="156" height="46" rx="11" fill="#fb7185" filter="url(#sh)"/&gt;&lt;text x="420" y="83" text-anchor="middle" font-size="9.5" font-weight="600" fill="#ffffff" dominant-baseline="middle"&gt;Why RAG: Grounding and&lt;/text&gt;&lt;text x="420" y="93" text-anchor="middle" font-size="9.5" font-weight="600" fill="#ffffff" dominant-baseline="middle"&gt;Freshness&lt;/text&gt;&lt;line x1="465" y1="212" x2="631" y2="170" stroke="#94a3b8" stroke-width="2" marker-end="url(#ar)"/&gt;&lt;rect x="576" y="140" width="156" height="46" rx="11" fill="#db2777" filter="url(#sh)"/&gt;&lt;text x="654" y="158" text-anchor="middle" font-size="9.5" font-weight="600" fill="#ffffff" dominant-baseline="middle"&gt;Document Ingestion and&lt;/text&gt;&lt;text x="654" y="168" text-anchor="middle" font-size="9.5" font-weight="600" fill="#ffffff" dominant-baseline="middle"&gt;Chunking&lt;/text&gt;&lt;line x1="465" y1="264" x2="631" y2="306" stroke="#94a3b8" stroke-width="2" marker-end="url(#ar)"/&gt;&lt;rect x="576" y="290" width="156" height="46" rx="11" fill="#9f1239" filter="url(#sh)"/&gt;&lt;text x="654" y="308" text-anchor="middle" font-size="9.5" font-weight="600" fill="#ffffff" dominant-baseline="middle"&gt;Embedding and Indexing&lt;/text&gt;&lt;text x="654" y="318" text-anchor="middle" font-size="9.5" font-weight="600" fill="#ffffff" dominant-baseline="middle"&gt;Strategy&lt;/text&gt;&lt;line x1="420" y1="290" x2="420" y2="374" stroke="#94a3b8" stroke-width="2" marker-end="url(#ar)"/&gt;&lt;rect x="342" y="365" width="156" height="46" rx="11" fill="#be123c" filter="url(#sh)"/&gt;&lt;text x="420" y="383" text-anchor="middle" font-size="9.5" font-weight="600" fill="#ffffff" dominant-baseline="middle"&gt;Retrieval and Query&lt;/text&gt;&lt;text x="420" y="393" text-anchor="middle" font-size="9.5" font-weight="600" fill="#ffffff" dominant-baseline="middle"&gt;Transformation&lt;/text&gt;&lt;line x1="375" y1="264" x2="209" y2="306" stroke="#94a3b8" stroke-width="2" marker-end="url(#ar)"/&gt;&lt;rect x="108" y="290" width="156" height="46" rx="11" fill="#e11d48" filter="url(#sh)"/&gt;&lt;text x="186" y="308" text-anchor="middle" font-size="9.5" font-weight="600" fill="#ffffff" dominant-baseline="middle"&gt;Re-ranking and Context&lt;/text&gt;&lt;text x="186" y="318" text-anchor="middle" font-size="9.5" font-weight="600" fill="#ffffff" dominant-baseline="middle"&gt;Selection&lt;/text&gt;&lt;line x1="375" y1="212" x2="209" y2="170" stroke="#94a3b8" stroke-width="2" marker-end="url(#ar)"/&gt;&lt;rect x="108" y="140" width="156" height="46" rx="11" fill="#f43f5e" filter="url(#sh)"/&gt;&lt;text x="186" y="163" text-anchor="middle" font-size="9.5" font-weight="600" fill="#ffffff" dominant-baseline="middle"&gt;Prompt Assembly and Citation&lt;/text&gt;&lt;text x="28" y="446" text-anchor="start" font-size="9.5" font-weight="500" fill="#64748b" dominant-baseline="middle"&gt;RAG  •  Agent Architecture&lt;/text&gt;&lt;/svg&gt;</w:t>
       </w:r>
     </w:p>
     <w:p>
@@ -18093,7 +18093,7 @@
           <w:rFonts w:ascii="Consolas" w:hAnsi="Consolas"/>
           <w:sz w:val="16"/>
         </w:rPr>
-        <w:t>&lt;svg xmlns="http://www.w3.org/2000/svg" width="840" height="460" data-tpl="flow_h" data-pal="4-2" viewBox="0 0 840 460" font-family="Inter, Segoe UI, Arial, sans-serif"&gt;&lt;defs&gt;&lt;marker id="ar" markerWidth="9" markerHeight="9" refX="7" refY="3" orient="auto"&gt;&lt;path d="M0,0 L7,3 L0,6 z" fill="#94a3b8"/&gt;&lt;/marker&gt;&lt;marker id="arw" markerWidth="9" markerHeight="9" refX="7" refY="3" orient="auto"&gt;&lt;path d="M0,0 L7,3 L0,6 z" fill="#ffffff"/&gt;&lt;/marker&gt;&lt;filter id="sh" x="-20%" y="-20%" width="140%" height="140%"&gt;&lt;feDropShadow dx="0" dy="2" stdDeviation="3" flood-color="#0f172a" flood-opacity="0.16"/&gt;&lt;/filter&gt;&lt;/defs&gt;&lt;defs&gt;&lt;linearGradient id="bn7fc4bf0" x1="0" y1="0" x2="1" y2="0"&gt;&lt;stop offset="0" stop-color="#e11d48"/&gt;&lt;stop offset="1" stop-color="#f43f5e"/&gt;&lt;/linearGradient&gt;&lt;/defs&gt;&lt;rect width="840" height="460" rx="14" fill="#ffffff"/&gt;&lt;rect x="0" y="0" width="840" height="48" rx="14" fill="url(#bn7fc4bf0)"/&gt;&lt;rect x="0" y="32" width="840" height="16" fill="url(#bn7fc4bf0)"/&gt;&lt;text x="420" y="25" text-anchor="middle" font-size="15" font-weight="700" fill="#ffffff" dominant-baseline="middle"&gt;Data Flow - Integration and Interoperability&lt;/text&gt;&lt;rect x="39" y="196" width="130" height="68" rx="11" fill="#e11d48" filter="url(#sh)"/&gt;&lt;text x="104" y="230" text-anchor="middle" font-size="12" font-weight="600" fill="#ffffff" dominant-baseline="middle"&gt;Operating RAG in P…&lt;/text&gt;&lt;rect x="197" y="196" width="130" height="68" rx="11" fill="#f43f5e" filter="url(#sh)"/&gt;&lt;text x="262" y="230" text-anchor="middle" font-size="12" font-weight="600" fill="#ffffff" dominant-baseline="middle"&gt;Failure Modes and …&lt;/text&gt;&lt;line x1="169" y1="230" x2="197" y2="230" stroke="#94a3b8" stroke-width="2" marker-end="url(#ar)"/&gt;&lt;rect x="355" y="196" width="130" height="68" rx="11" fill="#fb7185" filter="url(#sh)"/&gt;&lt;text x="420" y="230" text-anchor="middle" font-size="12" font-weight="600" fill="#ffffff" dominant-baseline="middle"&gt;The End-to-End RAG…&lt;/text&gt;&lt;line x1="327" y1="230" x2="355" y2="230" stroke="#94a3b8" stroke-width="2" marker-end="url(#ar)"/&gt;&lt;rect x="513" y="196" width="130" height="68" rx="11" fill="#db2777" filter="url(#sh)"/&gt;&lt;text x="578" y="230" text-anchor="middle" font-size="12" font-weight="600" fill="#ffffff" dominant-baseline="middle"&gt;Why RAG: Grounding…&lt;/text&gt;&lt;line x1="485" y1="230" x2="513" y2="230" stroke="#94a3b8" stroke-width="2" marker-end="url(#ar)"/&gt;&lt;rect x="671" y="196" width="130" height="68" rx="11" fill="#9f1239" filter="url(#sh)"/&gt;&lt;text x="736" y="230" text-anchor="middle" font-size="12" font-weight="600" fill="#ffffff" dominant-baseline="middle"&gt;Document Ingestion…&lt;/text&gt;&lt;line x1="643" y1="230" x2="671" y2="230" stroke="#94a3b8" stroke-width="2" marker-end="url(#ar)"/&gt;&lt;text x="420" y="300" text-anchor="middle" font-size="11" font-weight="500" fill="#64748b" dominant-baseline="middle"&gt;end-to-end flow&lt;/text&gt;&lt;text x="28" y="446" text-anchor="start" font-size="9.5" font-weight="500" fill="#64748b" dominant-baseline="middle"&gt;RAG  •  Data Flow&lt;/text&gt;&lt;/svg&gt;</w:t>
+        <w:t>&lt;svg xmlns="http://www.w3.org/2000/svg" width="840" height="460" data-tpl="flow_h" data-pal="4-2" viewBox="0 0 840 460" font-family="Inter, Segoe UI, Arial, sans-serif"&gt;&lt;defs&gt;&lt;marker id="ar" markerWidth="9" markerHeight="9" refX="7" refY="3" orient="auto"&gt;&lt;path d="M0,0 L7,3 L0,6 z" fill="#94a3b8"/&gt;&lt;/marker&gt;&lt;marker id="arw" markerWidth="9" markerHeight="9" refX="7" refY="3" orient="auto"&gt;&lt;path d="M0,0 L7,3 L0,6 z" fill="#ffffff"/&gt;&lt;/marker&gt;&lt;filter id="sh" x="-20%" y="-20%" width="140%" height="140%"&gt;&lt;feDropShadow dx="0" dy="2" stdDeviation="3" flood-color="#0f172a" flood-opacity="0.16"/&gt;&lt;/filter&gt;&lt;/defs&gt;&lt;defs&gt;&lt;linearGradient id="bn7fc4bf0" x1="0" y1="0" x2="1" y2="0"&gt;&lt;stop offset="0" stop-color="#e11d48"/&gt;&lt;stop offset="1" stop-color="#f43f5e"/&gt;&lt;/linearGradient&gt;&lt;/defs&gt;&lt;rect width="840" height="460" rx="14" fill="#ffffff"/&gt;&lt;rect x="0" y="0" width="840" height="48" rx="14" fill="url(#bn7fc4bf0)"/&gt;&lt;rect x="0" y="32" width="840" height="16" fill="url(#bn7fc4bf0)"/&gt;&lt;text x="420" y="25" text-anchor="middle" font-size="14.5" font-weight="700" fill="#ffffff" dominant-baseline="middle"&gt;Data Flow - Integration and Interoperability&lt;/text&gt;&lt;rect x="39" y="196" width="130" height="68" rx="11" fill="#e11d48" filter="url(#sh)"/&gt;&lt;text x="104" y="224" text-anchor="middle" font-size="10.5" font-weight="600" fill="#ffffff" dominant-baseline="middle"&gt;Operating RAG in&lt;/text&gt;&lt;text x="104" y="236" text-anchor="middle" font-size="10.5" font-weight="600" fill="#ffffff" dominant-baseline="middle"&gt;Production&lt;/text&gt;&lt;rect x="197" y="196" width="130" height="68" rx="11" fill="#f43f5e" filter="url(#sh)"/&gt;&lt;text x="262" y="224" text-anchor="middle" font-size="10.5" font-weight="600" fill="#ffffff" dominant-baseline="middle"&gt;Failure Modes and&lt;/text&gt;&lt;text x="262" y="236" text-anchor="middle" font-size="10.5" font-weight="600" fill="#ffffff" dominant-baseline="middle"&gt;Debugging&lt;/text&gt;&lt;line x1="169" y1="230" x2="197" y2="230" stroke="#94a3b8" stroke-width="2" marker-end="url(#ar)"/&gt;&lt;rect x="355" y="196" width="130" height="68" rx="11" fill="#fb7185" filter="url(#sh)"/&gt;&lt;text x="420" y="218" text-anchor="middle" font-size="10.5" font-weight="600" fill="#ffffff" dominant-baseline="middle"&gt;The End-to-End RAG&lt;/text&gt;&lt;text x="420" y="230" text-anchor="middle" font-size="10.5" font-weight="600" fill="#ffffff" dominant-baseline="middle"&gt;Reference&lt;/text&gt;&lt;text x="420" y="242" text-anchor="middle" font-size="10.5" font-weight="600" fill="#ffffff" dominant-baseline="middle"&gt;Architecture&lt;/text&gt;&lt;line x1="327" y1="230" x2="355" y2="230" stroke="#94a3b8" stroke-width="2" marker-end="url(#ar)"/&gt;&lt;rect x="513" y="196" width="130" height="68" rx="11" fill="#db2777" filter="url(#sh)"/&gt;&lt;text x="578" y="224" text-anchor="middle" font-size="10.5" font-weight="600" fill="#ffffff" dominant-baseline="middle"&gt;Why RAG: Grounding&lt;/text&gt;&lt;text x="578" y="236" text-anchor="middle" font-size="10.5" font-weight="600" fill="#ffffff" dominant-baseline="middle"&gt;and Freshness&lt;/text&gt;&lt;line x1="485" y1="230" x2="513" y2="230" stroke="#94a3b8" stroke-width="2" marker-end="url(#ar)"/&gt;&lt;rect x="671" y="196" width="130" height="68" rx="11" fill="#9f1239" filter="url(#sh)"/&gt;&lt;text x="736" y="224" text-anchor="middle" font-size="10.5" font-weight="600" fill="#ffffff" dominant-baseline="middle"&gt;Document Ingestion&lt;/text&gt;&lt;text x="736" y="236" text-anchor="middle" font-size="10.5" font-weight="600" fill="#ffffff" dominant-baseline="middle"&gt;and Chunking&lt;/text&gt;&lt;line x1="643" y1="230" x2="671" y2="230" stroke="#94a3b8" stroke-width="2" marker-end="url(#ar)"/&gt;&lt;text x="420" y="300" text-anchor="middle" font-size="11" font-weight="500" fill="#64748b" dominant-baseline="middle"&gt;end-to-end flow&lt;/text&gt;&lt;text x="28" y="446" text-anchor="start" font-size="9.5" font-weight="500" fill="#64748b" dominant-baseline="middle"&gt;RAG  •  Data Flow&lt;/text&gt;&lt;/svg&gt;</w:t>
       </w:r>
     </w:p>
     <w:p>
